--- a/GEN/Jïɛ̈ɛ̈ŋ AI.docx
+++ b/GEN/Jïɛ̈ɛ̈ŋ AI.docx
@@ -20,7 +20,7 @@
     <w:p>
       <w:r>
         <w:pict w14:anchorId="31E52889">
-          <v:rect id="_x0000_i1136" style="width:0;height:1.5pt" o:hralign="center" o:hrstd="t" o:hr="t" fillcolor="#a0a0a0" stroked="f"/>
+          <v:rect id="_x0000_i1025" style="width:0;height:1.5pt" o:hralign="center" o:hrstd="t" o:hr="t" fillcolor="#a0a0a0" stroked="f"/>
         </w:pict>
       </w:r>
     </w:p>
@@ -440,7 +440,7 @@
     <w:p>
       <w:r>
         <w:pict w14:anchorId="3F50D2D5">
-          <v:rect id="_x0000_i1137" style="width:0;height:1.5pt" o:hralign="center" o:hrstd="t" o:hr="t" fillcolor="#a0a0a0" stroked="f"/>
+          <v:rect id="_x0000_i1026" style="width:0;height:1.5pt" o:hralign="center" o:hrstd="t" o:hr="t" fillcolor="#a0a0a0" stroked="f"/>
         </w:pict>
       </w:r>
     </w:p>
@@ -694,7 +694,7 @@
       <w:r>
         <w:lastRenderedPageBreak/>
         <w:pict w14:anchorId="1AB4FEA9">
-          <v:rect id="_x0000_i1138" style="width:0;height:1.5pt" o:hralign="center" o:hrstd="t" o:hr="t" fillcolor="#a0a0a0" stroked="f"/>
+          <v:rect id="_x0000_i1027" style="width:0;height:1.5pt" o:hralign="center" o:hrstd="t" o:hr="t" fillcolor="#a0a0a0" stroked="f"/>
         </w:pict>
       </w:r>
     </w:p>
@@ -978,7 +978,7 @@
     <w:p>
       <w:r>
         <w:pict w14:anchorId="2C9A6599">
-          <v:rect id="_x0000_i1139" style="width:0;height:1.5pt" o:hralign="center" o:hrstd="t" o:hr="t" fillcolor="#a0a0a0" stroked="f"/>
+          <v:rect id="_x0000_i1028" style="width:0;height:1.5pt" o:hralign="center" o:hrstd="t" o:hr="t" fillcolor="#a0a0a0" stroked="f"/>
         </w:pict>
       </w:r>
     </w:p>
@@ -1294,7 +1294,7 @@
     <w:p>
       <w:r>
         <w:pict w14:anchorId="3A386E02">
-          <v:rect id="_x0000_i1140" style="width:0;height:1.5pt" o:hralign="center" o:hrstd="t" o:hr="t" fillcolor="#a0a0a0" stroked="f"/>
+          <v:rect id="_x0000_i1029" style="width:0;height:1.5pt" o:hralign="center" o:hrstd="t" o:hr="t" fillcolor="#a0a0a0" stroked="f"/>
         </w:pict>
       </w:r>
     </w:p>
@@ -1755,7 +1755,7 @@
     <w:p>
       <w:r>
         <w:pict w14:anchorId="21E10AE2">
-          <v:rect id="_x0000_i1141" style="width:0;height:1.5pt" o:hralign="center" o:hrstd="t" o:hr="t" fillcolor="#a0a0a0" stroked="f"/>
+          <v:rect id="_x0000_i1030" style="width:0;height:1.5pt" o:hralign="center" o:hrstd="t" o:hr="t" fillcolor="#a0a0a0" stroked="f"/>
         </w:pict>
       </w:r>
     </w:p>
@@ -1993,7 +1993,7 @@
     <w:p>
       <w:r>
         <w:pict w14:anchorId="516B56DE">
-          <v:rect id="_x0000_i1142" style="width:0;height:1.5pt" o:hralign="center" o:hrstd="t" o:hr="t" fillcolor="#a0a0a0" stroked="f"/>
+          <v:rect id="_x0000_i1031" style="width:0;height:1.5pt" o:hralign="center" o:hrstd="t" o:hr="t" fillcolor="#a0a0a0" stroked="f"/>
         </w:pict>
       </w:r>
     </w:p>
@@ -2249,7 +2249,7 @@
     <w:p>
       <w:r>
         <w:pict w14:anchorId="1DF06987">
-          <v:rect id="_x0000_i1143" style="width:0;height:1.5pt" o:hralign="center" o:hrstd="t" o:hr="t" fillcolor="#a0a0a0" stroked="f"/>
+          <v:rect id="_x0000_i1032" style="width:0;height:1.5pt" o:hralign="center" o:hrstd="t" o:hr="t" fillcolor="#a0a0a0" stroked="f"/>
         </w:pict>
       </w:r>
     </w:p>
@@ -2316,6 +2316,454 @@
       </w:r>
       <w:r>
         <w:t>. The ledger is open; submit your initialization credentials!</w:t>
+      </w:r>
+    </w:p>
+    <w:p/>
+    <w:p/>
+    <w:p/>
+    <w:p/>
+    <w:p/>
+    <w:p/>
+    <w:p/>
+    <w:p/>
+    <w:p>
+      <w:r>
+        <w:lastRenderedPageBreak/>
+        <w:t>24.05.2026</w:t>
+      </w:r>
+    </w:p>
+    <w:p>
+      <w:pPr>
+        <w:rPr>
+          <w:b/>
+          <w:bCs/>
+        </w:rPr>
+      </w:pPr>
+      <w:r>
+        <w:rPr>
+          <w:rFonts w:ascii="Segoe UI Emoji" w:hAnsi="Segoe UI Emoji" w:cs="Segoe UI Emoji"/>
+          <w:b/>
+          <w:bCs/>
+        </w:rPr>
+        <w:t>🏛️</w:t>
+      </w:r>
+      <w:r>
+        <w:rPr>
+          <w:b/>
+          <w:bCs/>
+        </w:rPr>
+        <w:t xml:space="preserve"> The 10 Foundational Solution Pillars of </w:t>
+      </w:r>
+      <w:proofErr w:type="spellStart"/>
+      <w:r>
+        <w:rPr>
+          <w:b/>
+          <w:bCs/>
+        </w:rPr>
+        <w:t>Thuɔŋjäŋ</w:t>
+      </w:r>
+      <w:proofErr w:type="spellEnd"/>
+      <w:r>
+        <w:rPr>
+          <w:b/>
+          <w:bCs/>
+        </w:rPr>
+        <w:t>-AI</w:t>
+      </w:r>
+    </w:p>
+    <w:p>
+      <w:pPr>
+        <w:rPr>
+          <w:b/>
+          <w:bCs/>
+        </w:rPr>
+      </w:pPr>
+      <w:r>
+        <w:rPr>
+          <w:b/>
+          <w:bCs/>
+        </w:rPr>
+        <w:t xml:space="preserve">1. Generational Language Standardization (The Guardian of Pure </w:t>
+      </w:r>
+      <w:proofErr w:type="spellStart"/>
+      <w:r>
+        <w:rPr>
+          <w:b/>
+          <w:bCs/>
+        </w:rPr>
+        <w:t>Thuɔŋjäŋ</w:t>
+      </w:r>
+      <w:proofErr w:type="spellEnd"/>
+      <w:r>
+        <w:rPr>
+          <w:b/>
+          <w:bCs/>
+        </w:rPr>
+        <w:t>)</w:t>
+      </w:r>
+    </w:p>
+    <w:p>
+      <w:pPr>
+        <w:numPr>
+          <w:ilvl w:val="0"/>
+          <w:numId w:val="29"/>
+        </w:numPr>
+      </w:pPr>
+      <w:r>
+        <w:rPr>
+          <w:b/>
+          <w:bCs/>
+        </w:rPr>
+        <w:t>The Solution:</w:t>
+      </w:r>
+      <w:r>
+        <w:t xml:space="preserve"> The AI acts as an active, living linguistic archive that curates and outputs the highest, purest form of the Dinka language. By training the core LLM on the vocabulary of elders who possess deep historical knowledge, the system corrects the "watered-down" or structurally fractured Dinka often spoken by younger generations or affected by urbanization. It ensures that the deep idioms, complex proverbs, and precise grammatical structures are not lost to time, but are instead standardized and passed down intact.</w:t>
+      </w:r>
+    </w:p>
+    <w:p>
+      <w:pPr>
+        <w:rPr>
+          <w:b/>
+          <w:bCs/>
+        </w:rPr>
+      </w:pPr>
+      <w:r>
+        <w:rPr>
+          <w:b/>
+          <w:bCs/>
+        </w:rPr>
+        <w:t>2. Radical Socioeconomic Autonomy for Rural Mothers and Elders</w:t>
+      </w:r>
+    </w:p>
+    <w:p>
+      <w:pPr>
+        <w:numPr>
+          <w:ilvl w:val="0"/>
+          <w:numId w:val="30"/>
+        </w:numPr>
+      </w:pPr>
+      <w:r>
+        <w:rPr>
+          <w:b/>
+          <w:bCs/>
+        </w:rPr>
+        <w:t>The Solution:</w:t>
+      </w:r>
+      <w:r>
+        <w:t xml:space="preserve"> By replacing complex text interfaces with an autonomous voice loop, non-literate community members, rural mothers, and village elders gain absolute operational independence. They can speak naturally to navigate modern life—troubleshooting domestic issues, coordinating school visits, arranging hospital appointments, and executing digital mobile-money transactions. This completely eliminates their reliance on bilingual middle-men, giving them privacy, security, and the dignity of independent action in a fast-evolving digital world.</w:t>
+      </w:r>
+    </w:p>
+    <w:p>
+      <w:pPr>
+        <w:rPr>
+          <w:b/>
+          <w:bCs/>
+        </w:rPr>
+      </w:pPr>
+      <w:r>
+        <w:rPr>
+          <w:b/>
+          <w:bCs/>
+        </w:rPr>
+        <w:t>3. Safe, Dignity-Preserving Adult Literacy and Education</w:t>
+      </w:r>
+    </w:p>
+    <w:p>
+      <w:pPr>
+        <w:numPr>
+          <w:ilvl w:val="0"/>
+          <w:numId w:val="31"/>
+        </w:numPr>
+      </w:pPr>
+      <w:r>
+        <w:rPr>
+          <w:b/>
+          <w:bCs/>
+        </w:rPr>
+        <w:t>The Solution:</w:t>
+      </w:r>
+      <w:r>
+        <w:t xml:space="preserve"> The AI serves as a private, infinite, and entirely shame-free educational tutor. For women, wives, and sisters who were denied a formal education due to historical conflicts or cultural barriers, learning a new language like English in a traditional classroom alongside small children can be deeply embarrassing. This system offers a judgment-free space where they can practice conversational English, translate complex foreign texts into spoken Dinka, and build literacy skills in the safety and privacy of their own homes.</w:t>
+      </w:r>
+    </w:p>
+    <w:p>
+      <w:pPr>
+        <w:rPr>
+          <w:b/>
+          <w:bCs/>
+        </w:rPr>
+      </w:pPr>
+      <w:r>
+        <w:rPr>
+          <w:b/>
+          <w:bCs/>
+        </w:rPr>
+        <w:t>4. An Unbreakable Intergenerational Bridge for the Global Diaspora</w:t>
+      </w:r>
+    </w:p>
+    <w:p>
+      <w:pPr>
+        <w:numPr>
+          <w:ilvl w:val="0"/>
+          <w:numId w:val="32"/>
+        </w:numPr>
+      </w:pPr>
+      <w:r>
+        <w:rPr>
+          <w:b/>
+          <w:bCs/>
+        </w:rPr>
+        <w:t>The Solution:</w:t>
+      </w:r>
+      <w:r>
+        <w:t xml:space="preserve"> This technology creates a continuous cultural pipeline that connects children born in the global diaspora (the West, Australia, etc.) directly back to their ancestral roots. The AI can recount oral histories, explain traditional values, and teach the language to diaspora youth who lack daily contact with Dinka-speaking elders. It solves the profound identity crisis faced by displaced generations, ensuring they can seamlessly relate to their families back home and remain proud of their heritage.</w:t>
+      </w:r>
+    </w:p>
+    <w:p>
+      <w:pPr>
+        <w:rPr>
+          <w:b/>
+          <w:bCs/>
+        </w:rPr>
+      </w:pPr>
+      <w:r>
+        <w:rPr>
+          <w:b/>
+          <w:bCs/>
+        </w:rPr>
+        <w:lastRenderedPageBreak/>
+        <w:t>5. Asymmetric Cross-Cultural Synchronization (The Leader-to-Foreigner Bridge)</w:t>
+      </w:r>
+    </w:p>
+    <w:p>
+      <w:pPr>
+        <w:numPr>
+          <w:ilvl w:val="0"/>
+          <w:numId w:val="33"/>
+        </w:numPr>
+      </w:pPr>
+      <w:r>
+        <w:rPr>
+          <w:b/>
+          <w:bCs/>
+        </w:rPr>
+        <w:t>The Solution:</w:t>
+      </w:r>
+      <w:r>
+        <w:t xml:space="preserve"> The system functions as an incredibly precise, culturally aware, two-way translation engine that prevents dangerous misunderstandings. Local village chiefs and traditional leaders can use the AI to safely study outside global cultures, policies, and ideas in their native tongue. Simultaneously, foreign aid workers, agricultural experts, and medical personnel can communicate deeply with rural communities without their messages being distorted by poor translation, fostering authentic collaboration and trust.</w:t>
+      </w:r>
+    </w:p>
+    <w:p>
+      <w:pPr>
+        <w:rPr>
+          <w:b/>
+          <w:bCs/>
+        </w:rPr>
+      </w:pPr>
+      <w:r>
+        <w:rPr>
+          <w:b/>
+          <w:bCs/>
+        </w:rPr>
+        <w:t>6. Permanent Cultural Digitization (Immunization Against Eradication)</w:t>
+      </w:r>
+    </w:p>
+    <w:p>
+      <w:pPr>
+        <w:numPr>
+          <w:ilvl w:val="0"/>
+          <w:numId w:val="34"/>
+        </w:numPr>
+      </w:pPr>
+      <w:r>
+        <w:rPr>
+          <w:b/>
+          <w:bCs/>
+        </w:rPr>
+        <w:t>The Solution:</w:t>
+      </w:r>
+      <w:r>
+        <w:t xml:space="preserve"> By embedding oral traditions, historical narratives, folklore, and custom laws directly into a scalable digital infrastructure, the Dinka culture is made permanent. Historically, when oral-heavy cultures face technological globalization, they risk being erased because they do not exist on the internet. This project immunizes the culture against erasure, ensuring that </w:t>
+      </w:r>
+      <w:proofErr w:type="spellStart"/>
+      <w:r>
+        <w:t>Thuɔŋjäŋ</w:t>
+      </w:r>
+      <w:proofErr w:type="spellEnd"/>
+      <w:r>
+        <w:t xml:space="preserve"> is not left behind in the 21st century but is instead a primary language of modern computing.</w:t>
+      </w:r>
+    </w:p>
+    <w:p>
+      <w:pPr>
+        <w:rPr>
+          <w:b/>
+          <w:bCs/>
+        </w:rPr>
+      </w:pPr>
+      <w:r>
+        <w:rPr>
+          <w:b/>
+          <w:bCs/>
+        </w:rPr>
+        <w:t>7. Sustainable High-Tech Local Job Creation</w:t>
+      </w:r>
+    </w:p>
+    <w:p>
+      <w:pPr>
+        <w:numPr>
+          <w:ilvl w:val="0"/>
+          <w:numId w:val="35"/>
+        </w:numPr>
+      </w:pPr>
+      <w:r>
+        <w:rPr>
+          <w:b/>
+          <w:bCs/>
+        </w:rPr>
+        <w:t>The Solution:</w:t>
+      </w:r>
+      <w:r>
+        <w:t xml:space="preserve"> The project acts as an incubator for a localized technology economy within South Sudan. Building, optimizing, and maintaining a multimodal native AI requires a continuous pipeline of human talent. Local youth will be directly employed to manage field data collection, audio recording networks, transcription alignment, model testing, and localized tech support. This shifts youth from being passive consumers of foreign technology to becoming active creators and engineers of their own digital future.</w:t>
+      </w:r>
+    </w:p>
+    <w:p>
+      <w:pPr>
+        <w:rPr>
+          <w:b/>
+          <w:bCs/>
+        </w:rPr>
+      </w:pPr>
+      <w:r>
+        <w:rPr>
+          <w:b/>
+          <w:bCs/>
+        </w:rPr>
+        <w:t>8. Democratization of Vital Healthcare and Agricultural Specialist Data</w:t>
+      </w:r>
+    </w:p>
+    <w:p>
+      <w:pPr>
+        <w:numPr>
+          <w:ilvl w:val="0"/>
+          <w:numId w:val="36"/>
+        </w:numPr>
+      </w:pPr>
+      <w:r>
+        <w:rPr>
+          <w:b/>
+          <w:bCs/>
+        </w:rPr>
+        <w:t>The Solution:</w:t>
+      </w:r>
+      <w:r>
+        <w:t xml:space="preserve"> The AI acts as a localized, on-demand expert consulting node for critical life-saving information. In remote villages where medical specialists or agricultural scientists are completely unavailable, a user can verbally ask the AI about crop diseases, livestock epidemics, or complex medical prescriptions. The AI takes high-resource global knowledge and synthesizes it into clear, practical, spoken Dinka advice, protecting community health and boosting local food security.</w:t>
+      </w:r>
+    </w:p>
+    <w:p>
+      <w:pPr>
+        <w:rPr>
+          <w:b/>
+          <w:bCs/>
+        </w:rPr>
+      </w:pPr>
+      <w:r>
+        <w:rPr>
+          <w:b/>
+          <w:bCs/>
+        </w:rPr>
+        <w:t>9. Automated Preservation of the "</w:t>
+      </w:r>
+      <w:proofErr w:type="spellStart"/>
+      <w:r>
+        <w:rPr>
+          <w:b/>
+          <w:bCs/>
+        </w:rPr>
+        <w:t>Maciɔr</w:t>
+      </w:r>
+      <w:proofErr w:type="spellEnd"/>
+      <w:r>
+        <w:rPr>
+          <w:b/>
+          <w:bCs/>
+        </w:rPr>
+        <w:t>" (The Lineage &amp; Clan Mapping System)</w:t>
+      </w:r>
+    </w:p>
+    <w:p>
+      <w:pPr>
+        <w:numPr>
+          <w:ilvl w:val="0"/>
+          <w:numId w:val="37"/>
+        </w:numPr>
+      </w:pPr>
+      <w:r>
+        <w:rPr>
+          <w:b/>
+          <w:bCs/>
+        </w:rPr>
+        <w:t>The Solution:</w:t>
+      </w:r>
+      <w:r>
+        <w:t xml:space="preserve"> The system digitizes and preserves the vital genealogical architecture (</w:t>
+      </w:r>
+      <w:proofErr w:type="spellStart"/>
+      <w:r>
+        <w:rPr>
+          <w:i/>
+          <w:iCs/>
+        </w:rPr>
+        <w:t>Pädh</w:t>
+      </w:r>
+      <w:proofErr w:type="spellEnd"/>
+      <w:r>
+        <w:t xml:space="preserve">) of the Dinka people. Knowing one’s lineage spanning multiple generations back is critical for understanding clan connections, social responsibilities, and marriage rules. The AI functions as an interactive, spoken family tree. Diaspora youth or disconnected </w:t>
+      </w:r>
+      <w:r>
+        <w:lastRenderedPageBreak/>
+        <w:t>individuals can verbally query their lineage, allowing the AI to trace and map out their clan history based on the master genealogical data gathered from community elders.</w:t>
+      </w:r>
+    </w:p>
+    <w:p>
+      <w:pPr>
+        <w:rPr>
+          <w:b/>
+          <w:bCs/>
+        </w:rPr>
+      </w:pPr>
+      <w:r>
+        <w:rPr>
+          <w:b/>
+          <w:bCs/>
+        </w:rPr>
+        <w:t>10. Voice-Driven Conversational Commerce for Local Economies</w:t>
+      </w:r>
+    </w:p>
+    <w:p>
+      <w:pPr>
+        <w:numPr>
+          <w:ilvl w:val="0"/>
+          <w:numId w:val="38"/>
+        </w:numPr>
+      </w:pPr>
+      <w:r>
+        <w:rPr>
+          <w:b/>
+          <w:bCs/>
+        </w:rPr>
+        <w:t>The Solution:</w:t>
+      </w:r>
+      <w:r>
+        <w:t xml:space="preserve"> The AI builds an inclusive economic bridge by bringing the formal digital economy straight to the traditional village market. Local traders, cattle keepers, and market women can manage inventory, calculate complex business profits, or interface with modern digital banking applications using simple voice commands in </w:t>
+      </w:r>
+      <w:proofErr w:type="spellStart"/>
+      <w:r>
+        <w:t>Thuɔŋjäŋ</w:t>
+      </w:r>
+      <w:proofErr w:type="spellEnd"/>
+      <w:r>
+        <w:t>. This removes the barrier of financial illiteracy, allowing local businesses to scale up without needing to learn English or bookkeeping software.</w:t>
       </w:r>
     </w:p>
     <w:p/>
@@ -2481,6 +2929,155 @@
     </w:lvl>
   </w:abstractNum>
   <w:abstractNum w:abstractNumId="1" w15:restartNumberingAfterBreak="0">
+    <w:nsid w:val="103F617B"/>
+    <w:multiLevelType w:val="multilevel"/>
+    <w:tmpl w:val="D6C61522"/>
+    <w:lvl w:ilvl="0">
+      <w:start w:val="1"/>
+      <w:numFmt w:val="bullet"/>
+      <w:lvlText w:val=""/>
+      <w:lvlJc w:val="left"/>
+      <w:pPr>
+        <w:tabs>
+          <w:tab w:val="num" w:pos="720"/>
+        </w:tabs>
+        <w:ind w:left="720" w:hanging="360"/>
+      </w:pPr>
+      <w:rPr>
+        <w:rFonts w:ascii="Symbol" w:hAnsi="Symbol" w:hint="default"/>
+        <w:sz w:val="20"/>
+      </w:rPr>
+    </w:lvl>
+    <w:lvl w:ilvl="1" w:tentative="1">
+      <w:start w:val="1"/>
+      <w:numFmt w:val="bullet"/>
+      <w:lvlText w:val="o"/>
+      <w:lvlJc w:val="left"/>
+      <w:pPr>
+        <w:tabs>
+          <w:tab w:val="num" w:pos="1440"/>
+        </w:tabs>
+        <w:ind w:left="1440" w:hanging="360"/>
+      </w:pPr>
+      <w:rPr>
+        <w:rFonts w:ascii="Courier New" w:hAnsi="Courier New" w:hint="default"/>
+        <w:sz w:val="20"/>
+      </w:rPr>
+    </w:lvl>
+    <w:lvl w:ilvl="2" w:tentative="1">
+      <w:start w:val="1"/>
+      <w:numFmt w:val="bullet"/>
+      <w:lvlText w:val=""/>
+      <w:lvlJc w:val="left"/>
+      <w:pPr>
+        <w:tabs>
+          <w:tab w:val="num" w:pos="2160"/>
+        </w:tabs>
+        <w:ind w:left="2160" w:hanging="360"/>
+      </w:pPr>
+      <w:rPr>
+        <w:rFonts w:ascii="Wingdings" w:hAnsi="Wingdings" w:hint="default"/>
+        <w:sz w:val="20"/>
+      </w:rPr>
+    </w:lvl>
+    <w:lvl w:ilvl="3" w:tentative="1">
+      <w:start w:val="1"/>
+      <w:numFmt w:val="bullet"/>
+      <w:lvlText w:val=""/>
+      <w:lvlJc w:val="left"/>
+      <w:pPr>
+        <w:tabs>
+          <w:tab w:val="num" w:pos="2880"/>
+        </w:tabs>
+        <w:ind w:left="2880" w:hanging="360"/>
+      </w:pPr>
+      <w:rPr>
+        <w:rFonts w:ascii="Wingdings" w:hAnsi="Wingdings" w:hint="default"/>
+        <w:sz w:val="20"/>
+      </w:rPr>
+    </w:lvl>
+    <w:lvl w:ilvl="4" w:tentative="1">
+      <w:start w:val="1"/>
+      <w:numFmt w:val="bullet"/>
+      <w:lvlText w:val=""/>
+      <w:lvlJc w:val="left"/>
+      <w:pPr>
+        <w:tabs>
+          <w:tab w:val="num" w:pos="3600"/>
+        </w:tabs>
+        <w:ind w:left="3600" w:hanging="360"/>
+      </w:pPr>
+      <w:rPr>
+        <w:rFonts w:ascii="Wingdings" w:hAnsi="Wingdings" w:hint="default"/>
+        <w:sz w:val="20"/>
+      </w:rPr>
+    </w:lvl>
+    <w:lvl w:ilvl="5" w:tentative="1">
+      <w:start w:val="1"/>
+      <w:numFmt w:val="bullet"/>
+      <w:lvlText w:val=""/>
+      <w:lvlJc w:val="left"/>
+      <w:pPr>
+        <w:tabs>
+          <w:tab w:val="num" w:pos="4320"/>
+        </w:tabs>
+        <w:ind w:left="4320" w:hanging="360"/>
+      </w:pPr>
+      <w:rPr>
+        <w:rFonts w:ascii="Wingdings" w:hAnsi="Wingdings" w:hint="default"/>
+        <w:sz w:val="20"/>
+      </w:rPr>
+    </w:lvl>
+    <w:lvl w:ilvl="6" w:tentative="1">
+      <w:start w:val="1"/>
+      <w:numFmt w:val="bullet"/>
+      <w:lvlText w:val=""/>
+      <w:lvlJc w:val="left"/>
+      <w:pPr>
+        <w:tabs>
+          <w:tab w:val="num" w:pos="5040"/>
+        </w:tabs>
+        <w:ind w:left="5040" w:hanging="360"/>
+      </w:pPr>
+      <w:rPr>
+        <w:rFonts w:ascii="Wingdings" w:hAnsi="Wingdings" w:hint="default"/>
+        <w:sz w:val="20"/>
+      </w:rPr>
+    </w:lvl>
+    <w:lvl w:ilvl="7" w:tentative="1">
+      <w:start w:val="1"/>
+      <w:numFmt w:val="bullet"/>
+      <w:lvlText w:val=""/>
+      <w:lvlJc w:val="left"/>
+      <w:pPr>
+        <w:tabs>
+          <w:tab w:val="num" w:pos="5760"/>
+        </w:tabs>
+        <w:ind w:left="5760" w:hanging="360"/>
+      </w:pPr>
+      <w:rPr>
+        <w:rFonts w:ascii="Wingdings" w:hAnsi="Wingdings" w:hint="default"/>
+        <w:sz w:val="20"/>
+      </w:rPr>
+    </w:lvl>
+    <w:lvl w:ilvl="8" w:tentative="1">
+      <w:start w:val="1"/>
+      <w:numFmt w:val="bullet"/>
+      <w:lvlText w:val=""/>
+      <w:lvlJc w:val="left"/>
+      <w:pPr>
+        <w:tabs>
+          <w:tab w:val="num" w:pos="6480"/>
+        </w:tabs>
+        <w:ind w:left="6480" w:hanging="360"/>
+      </w:pPr>
+      <w:rPr>
+        <w:rFonts w:ascii="Wingdings" w:hAnsi="Wingdings" w:hint="default"/>
+        <w:sz w:val="20"/>
+      </w:rPr>
+    </w:lvl>
+  </w:abstractNum>
+  <w:abstractNum w:abstractNumId="2" w15:restartNumberingAfterBreak="0">
     <w:nsid w:val="1327604B"/>
     <w:multiLevelType w:val="multilevel"/>
     <w:tmpl w:val="C0EA7138"/>
@@ -2629,7 +3226,7 @@
       </w:rPr>
     </w:lvl>
   </w:abstractNum>
-  <w:abstractNum w:abstractNumId="2" w15:restartNumberingAfterBreak="0">
+  <w:abstractNum w:abstractNumId="3" w15:restartNumberingAfterBreak="0">
     <w:nsid w:val="1699252B"/>
     <w:multiLevelType w:val="multilevel"/>
     <w:tmpl w:val="4304580C"/>
@@ -2778,7 +3375,7 @@
       </w:rPr>
     </w:lvl>
   </w:abstractNum>
-  <w:abstractNum w:abstractNumId="3" w15:restartNumberingAfterBreak="0">
+  <w:abstractNum w:abstractNumId="4" w15:restartNumberingAfterBreak="0">
     <w:nsid w:val="190A3C76"/>
     <w:multiLevelType w:val="multilevel"/>
     <w:tmpl w:val="781C6CEC"/>
@@ -2927,7 +3524,156 @@
       </w:rPr>
     </w:lvl>
   </w:abstractNum>
-  <w:abstractNum w:abstractNumId="4" w15:restartNumberingAfterBreak="0">
+  <w:abstractNum w:abstractNumId="5" w15:restartNumberingAfterBreak="0">
+    <w:nsid w:val="1DA61B97"/>
+    <w:multiLevelType w:val="multilevel"/>
+    <w:tmpl w:val="3720546E"/>
+    <w:lvl w:ilvl="0">
+      <w:start w:val="1"/>
+      <w:numFmt w:val="bullet"/>
+      <w:lvlText w:val=""/>
+      <w:lvlJc w:val="left"/>
+      <w:pPr>
+        <w:tabs>
+          <w:tab w:val="num" w:pos="720"/>
+        </w:tabs>
+        <w:ind w:left="720" w:hanging="360"/>
+      </w:pPr>
+      <w:rPr>
+        <w:rFonts w:ascii="Symbol" w:hAnsi="Symbol" w:hint="default"/>
+        <w:sz w:val="20"/>
+      </w:rPr>
+    </w:lvl>
+    <w:lvl w:ilvl="1" w:tentative="1">
+      <w:start w:val="1"/>
+      <w:numFmt w:val="bullet"/>
+      <w:lvlText w:val="o"/>
+      <w:lvlJc w:val="left"/>
+      <w:pPr>
+        <w:tabs>
+          <w:tab w:val="num" w:pos="1440"/>
+        </w:tabs>
+        <w:ind w:left="1440" w:hanging="360"/>
+      </w:pPr>
+      <w:rPr>
+        <w:rFonts w:ascii="Courier New" w:hAnsi="Courier New" w:hint="default"/>
+        <w:sz w:val="20"/>
+      </w:rPr>
+    </w:lvl>
+    <w:lvl w:ilvl="2" w:tentative="1">
+      <w:start w:val="1"/>
+      <w:numFmt w:val="bullet"/>
+      <w:lvlText w:val=""/>
+      <w:lvlJc w:val="left"/>
+      <w:pPr>
+        <w:tabs>
+          <w:tab w:val="num" w:pos="2160"/>
+        </w:tabs>
+        <w:ind w:left="2160" w:hanging="360"/>
+      </w:pPr>
+      <w:rPr>
+        <w:rFonts w:ascii="Wingdings" w:hAnsi="Wingdings" w:hint="default"/>
+        <w:sz w:val="20"/>
+      </w:rPr>
+    </w:lvl>
+    <w:lvl w:ilvl="3" w:tentative="1">
+      <w:start w:val="1"/>
+      <w:numFmt w:val="bullet"/>
+      <w:lvlText w:val=""/>
+      <w:lvlJc w:val="left"/>
+      <w:pPr>
+        <w:tabs>
+          <w:tab w:val="num" w:pos="2880"/>
+        </w:tabs>
+        <w:ind w:left="2880" w:hanging="360"/>
+      </w:pPr>
+      <w:rPr>
+        <w:rFonts w:ascii="Wingdings" w:hAnsi="Wingdings" w:hint="default"/>
+        <w:sz w:val="20"/>
+      </w:rPr>
+    </w:lvl>
+    <w:lvl w:ilvl="4" w:tentative="1">
+      <w:start w:val="1"/>
+      <w:numFmt w:val="bullet"/>
+      <w:lvlText w:val=""/>
+      <w:lvlJc w:val="left"/>
+      <w:pPr>
+        <w:tabs>
+          <w:tab w:val="num" w:pos="3600"/>
+        </w:tabs>
+        <w:ind w:left="3600" w:hanging="360"/>
+      </w:pPr>
+      <w:rPr>
+        <w:rFonts w:ascii="Wingdings" w:hAnsi="Wingdings" w:hint="default"/>
+        <w:sz w:val="20"/>
+      </w:rPr>
+    </w:lvl>
+    <w:lvl w:ilvl="5" w:tentative="1">
+      <w:start w:val="1"/>
+      <w:numFmt w:val="bullet"/>
+      <w:lvlText w:val=""/>
+      <w:lvlJc w:val="left"/>
+      <w:pPr>
+        <w:tabs>
+          <w:tab w:val="num" w:pos="4320"/>
+        </w:tabs>
+        <w:ind w:left="4320" w:hanging="360"/>
+      </w:pPr>
+      <w:rPr>
+        <w:rFonts w:ascii="Wingdings" w:hAnsi="Wingdings" w:hint="default"/>
+        <w:sz w:val="20"/>
+      </w:rPr>
+    </w:lvl>
+    <w:lvl w:ilvl="6" w:tentative="1">
+      <w:start w:val="1"/>
+      <w:numFmt w:val="bullet"/>
+      <w:lvlText w:val=""/>
+      <w:lvlJc w:val="left"/>
+      <w:pPr>
+        <w:tabs>
+          <w:tab w:val="num" w:pos="5040"/>
+        </w:tabs>
+        <w:ind w:left="5040" w:hanging="360"/>
+      </w:pPr>
+      <w:rPr>
+        <w:rFonts w:ascii="Wingdings" w:hAnsi="Wingdings" w:hint="default"/>
+        <w:sz w:val="20"/>
+      </w:rPr>
+    </w:lvl>
+    <w:lvl w:ilvl="7" w:tentative="1">
+      <w:start w:val="1"/>
+      <w:numFmt w:val="bullet"/>
+      <w:lvlText w:val=""/>
+      <w:lvlJc w:val="left"/>
+      <w:pPr>
+        <w:tabs>
+          <w:tab w:val="num" w:pos="5760"/>
+        </w:tabs>
+        <w:ind w:left="5760" w:hanging="360"/>
+      </w:pPr>
+      <w:rPr>
+        <w:rFonts w:ascii="Wingdings" w:hAnsi="Wingdings" w:hint="default"/>
+        <w:sz w:val="20"/>
+      </w:rPr>
+    </w:lvl>
+    <w:lvl w:ilvl="8" w:tentative="1">
+      <w:start w:val="1"/>
+      <w:numFmt w:val="bullet"/>
+      <w:lvlText w:val=""/>
+      <w:lvlJc w:val="left"/>
+      <w:pPr>
+        <w:tabs>
+          <w:tab w:val="num" w:pos="6480"/>
+        </w:tabs>
+        <w:ind w:left="6480" w:hanging="360"/>
+      </w:pPr>
+      <w:rPr>
+        <w:rFonts w:ascii="Wingdings" w:hAnsi="Wingdings" w:hint="default"/>
+        <w:sz w:val="20"/>
+      </w:rPr>
+    </w:lvl>
+  </w:abstractNum>
+  <w:abstractNum w:abstractNumId="6" w15:restartNumberingAfterBreak="0">
     <w:nsid w:val="1F623916"/>
     <w:multiLevelType w:val="multilevel"/>
     <w:tmpl w:val="9F6EED96"/>
@@ -3076,7 +3822,7 @@
       </w:rPr>
     </w:lvl>
   </w:abstractNum>
-  <w:abstractNum w:abstractNumId="5" w15:restartNumberingAfterBreak="0">
+  <w:abstractNum w:abstractNumId="7" w15:restartNumberingAfterBreak="0">
     <w:nsid w:val="200050F2"/>
     <w:multiLevelType w:val="multilevel"/>
     <w:tmpl w:val="2C90F786"/>
@@ -3225,7 +3971,156 @@
       </w:rPr>
     </w:lvl>
   </w:abstractNum>
-  <w:abstractNum w:abstractNumId="6" w15:restartNumberingAfterBreak="0">
+  <w:abstractNum w:abstractNumId="8" w15:restartNumberingAfterBreak="0">
+    <w:nsid w:val="21A9131D"/>
+    <w:multiLevelType w:val="multilevel"/>
+    <w:tmpl w:val="01D20DC8"/>
+    <w:lvl w:ilvl="0">
+      <w:start w:val="1"/>
+      <w:numFmt w:val="bullet"/>
+      <w:lvlText w:val=""/>
+      <w:lvlJc w:val="left"/>
+      <w:pPr>
+        <w:tabs>
+          <w:tab w:val="num" w:pos="720"/>
+        </w:tabs>
+        <w:ind w:left="720" w:hanging="360"/>
+      </w:pPr>
+      <w:rPr>
+        <w:rFonts w:ascii="Symbol" w:hAnsi="Symbol" w:hint="default"/>
+        <w:sz w:val="20"/>
+      </w:rPr>
+    </w:lvl>
+    <w:lvl w:ilvl="1" w:tentative="1">
+      <w:start w:val="1"/>
+      <w:numFmt w:val="bullet"/>
+      <w:lvlText w:val="o"/>
+      <w:lvlJc w:val="left"/>
+      <w:pPr>
+        <w:tabs>
+          <w:tab w:val="num" w:pos="1440"/>
+        </w:tabs>
+        <w:ind w:left="1440" w:hanging="360"/>
+      </w:pPr>
+      <w:rPr>
+        <w:rFonts w:ascii="Courier New" w:hAnsi="Courier New" w:hint="default"/>
+        <w:sz w:val="20"/>
+      </w:rPr>
+    </w:lvl>
+    <w:lvl w:ilvl="2" w:tentative="1">
+      <w:start w:val="1"/>
+      <w:numFmt w:val="bullet"/>
+      <w:lvlText w:val=""/>
+      <w:lvlJc w:val="left"/>
+      <w:pPr>
+        <w:tabs>
+          <w:tab w:val="num" w:pos="2160"/>
+        </w:tabs>
+        <w:ind w:left="2160" w:hanging="360"/>
+      </w:pPr>
+      <w:rPr>
+        <w:rFonts w:ascii="Wingdings" w:hAnsi="Wingdings" w:hint="default"/>
+        <w:sz w:val="20"/>
+      </w:rPr>
+    </w:lvl>
+    <w:lvl w:ilvl="3" w:tentative="1">
+      <w:start w:val="1"/>
+      <w:numFmt w:val="bullet"/>
+      <w:lvlText w:val=""/>
+      <w:lvlJc w:val="left"/>
+      <w:pPr>
+        <w:tabs>
+          <w:tab w:val="num" w:pos="2880"/>
+        </w:tabs>
+        <w:ind w:left="2880" w:hanging="360"/>
+      </w:pPr>
+      <w:rPr>
+        <w:rFonts w:ascii="Wingdings" w:hAnsi="Wingdings" w:hint="default"/>
+        <w:sz w:val="20"/>
+      </w:rPr>
+    </w:lvl>
+    <w:lvl w:ilvl="4" w:tentative="1">
+      <w:start w:val="1"/>
+      <w:numFmt w:val="bullet"/>
+      <w:lvlText w:val=""/>
+      <w:lvlJc w:val="left"/>
+      <w:pPr>
+        <w:tabs>
+          <w:tab w:val="num" w:pos="3600"/>
+        </w:tabs>
+        <w:ind w:left="3600" w:hanging="360"/>
+      </w:pPr>
+      <w:rPr>
+        <w:rFonts w:ascii="Wingdings" w:hAnsi="Wingdings" w:hint="default"/>
+        <w:sz w:val="20"/>
+      </w:rPr>
+    </w:lvl>
+    <w:lvl w:ilvl="5" w:tentative="1">
+      <w:start w:val="1"/>
+      <w:numFmt w:val="bullet"/>
+      <w:lvlText w:val=""/>
+      <w:lvlJc w:val="left"/>
+      <w:pPr>
+        <w:tabs>
+          <w:tab w:val="num" w:pos="4320"/>
+        </w:tabs>
+        <w:ind w:left="4320" w:hanging="360"/>
+      </w:pPr>
+      <w:rPr>
+        <w:rFonts w:ascii="Wingdings" w:hAnsi="Wingdings" w:hint="default"/>
+        <w:sz w:val="20"/>
+      </w:rPr>
+    </w:lvl>
+    <w:lvl w:ilvl="6" w:tentative="1">
+      <w:start w:val="1"/>
+      <w:numFmt w:val="bullet"/>
+      <w:lvlText w:val=""/>
+      <w:lvlJc w:val="left"/>
+      <w:pPr>
+        <w:tabs>
+          <w:tab w:val="num" w:pos="5040"/>
+        </w:tabs>
+        <w:ind w:left="5040" w:hanging="360"/>
+      </w:pPr>
+      <w:rPr>
+        <w:rFonts w:ascii="Wingdings" w:hAnsi="Wingdings" w:hint="default"/>
+        <w:sz w:val="20"/>
+      </w:rPr>
+    </w:lvl>
+    <w:lvl w:ilvl="7" w:tentative="1">
+      <w:start w:val="1"/>
+      <w:numFmt w:val="bullet"/>
+      <w:lvlText w:val=""/>
+      <w:lvlJc w:val="left"/>
+      <w:pPr>
+        <w:tabs>
+          <w:tab w:val="num" w:pos="5760"/>
+        </w:tabs>
+        <w:ind w:left="5760" w:hanging="360"/>
+      </w:pPr>
+      <w:rPr>
+        <w:rFonts w:ascii="Wingdings" w:hAnsi="Wingdings" w:hint="default"/>
+        <w:sz w:val="20"/>
+      </w:rPr>
+    </w:lvl>
+    <w:lvl w:ilvl="8" w:tentative="1">
+      <w:start w:val="1"/>
+      <w:numFmt w:val="bullet"/>
+      <w:lvlText w:val=""/>
+      <w:lvlJc w:val="left"/>
+      <w:pPr>
+        <w:tabs>
+          <w:tab w:val="num" w:pos="6480"/>
+        </w:tabs>
+        <w:ind w:left="6480" w:hanging="360"/>
+      </w:pPr>
+      <w:rPr>
+        <w:rFonts w:ascii="Wingdings" w:hAnsi="Wingdings" w:hint="default"/>
+        <w:sz w:val="20"/>
+      </w:rPr>
+    </w:lvl>
+  </w:abstractNum>
+  <w:abstractNum w:abstractNumId="9" w15:restartNumberingAfterBreak="0">
     <w:nsid w:val="26CA5B18"/>
     <w:multiLevelType w:val="multilevel"/>
     <w:tmpl w:val="C0A2A4D2"/>
@@ -3374,7 +4269,7 @@
       </w:rPr>
     </w:lvl>
   </w:abstractNum>
-  <w:abstractNum w:abstractNumId="7" w15:restartNumberingAfterBreak="0">
+  <w:abstractNum w:abstractNumId="10" w15:restartNumberingAfterBreak="0">
     <w:nsid w:val="2B8B3643"/>
     <w:multiLevelType w:val="multilevel"/>
     <w:tmpl w:val="EB4ED7BC"/>
@@ -3523,7 +4418,7 @@
       </w:rPr>
     </w:lvl>
   </w:abstractNum>
-  <w:abstractNum w:abstractNumId="8" w15:restartNumberingAfterBreak="0">
+  <w:abstractNum w:abstractNumId="11" w15:restartNumberingAfterBreak="0">
     <w:nsid w:val="2BAA641C"/>
     <w:multiLevelType w:val="multilevel"/>
     <w:tmpl w:val="8EA4BD04"/>
@@ -3672,7 +4567,7 @@
       </w:rPr>
     </w:lvl>
   </w:abstractNum>
-  <w:abstractNum w:abstractNumId="9" w15:restartNumberingAfterBreak="0">
+  <w:abstractNum w:abstractNumId="12" w15:restartNumberingAfterBreak="0">
     <w:nsid w:val="2EF36B3B"/>
     <w:multiLevelType w:val="multilevel"/>
     <w:tmpl w:val="E59406B4"/>
@@ -3821,7 +4716,7 @@
       </w:rPr>
     </w:lvl>
   </w:abstractNum>
-  <w:abstractNum w:abstractNumId="10" w15:restartNumberingAfterBreak="0">
+  <w:abstractNum w:abstractNumId="13" w15:restartNumberingAfterBreak="0">
     <w:nsid w:val="310D0D8F"/>
     <w:multiLevelType w:val="multilevel"/>
     <w:tmpl w:val="B31263C6"/>
@@ -3970,7 +4865,7 @@
       </w:rPr>
     </w:lvl>
   </w:abstractNum>
-  <w:abstractNum w:abstractNumId="11" w15:restartNumberingAfterBreak="0">
+  <w:abstractNum w:abstractNumId="14" w15:restartNumberingAfterBreak="0">
     <w:nsid w:val="338A6910"/>
     <w:multiLevelType w:val="multilevel"/>
     <w:tmpl w:val="BB88E522"/>
@@ -4119,7 +5014,156 @@
       </w:rPr>
     </w:lvl>
   </w:abstractNum>
-  <w:abstractNum w:abstractNumId="12" w15:restartNumberingAfterBreak="0">
+  <w:abstractNum w:abstractNumId="15" w15:restartNumberingAfterBreak="0">
+    <w:nsid w:val="3950651C"/>
+    <w:multiLevelType w:val="multilevel"/>
+    <w:tmpl w:val="6E5063A0"/>
+    <w:lvl w:ilvl="0">
+      <w:start w:val="1"/>
+      <w:numFmt w:val="bullet"/>
+      <w:lvlText w:val=""/>
+      <w:lvlJc w:val="left"/>
+      <w:pPr>
+        <w:tabs>
+          <w:tab w:val="num" w:pos="720"/>
+        </w:tabs>
+        <w:ind w:left="720" w:hanging="360"/>
+      </w:pPr>
+      <w:rPr>
+        <w:rFonts w:ascii="Symbol" w:hAnsi="Symbol" w:hint="default"/>
+        <w:sz w:val="20"/>
+      </w:rPr>
+    </w:lvl>
+    <w:lvl w:ilvl="1" w:tentative="1">
+      <w:start w:val="1"/>
+      <w:numFmt w:val="bullet"/>
+      <w:lvlText w:val="o"/>
+      <w:lvlJc w:val="left"/>
+      <w:pPr>
+        <w:tabs>
+          <w:tab w:val="num" w:pos="1440"/>
+        </w:tabs>
+        <w:ind w:left="1440" w:hanging="360"/>
+      </w:pPr>
+      <w:rPr>
+        <w:rFonts w:ascii="Courier New" w:hAnsi="Courier New" w:hint="default"/>
+        <w:sz w:val="20"/>
+      </w:rPr>
+    </w:lvl>
+    <w:lvl w:ilvl="2" w:tentative="1">
+      <w:start w:val="1"/>
+      <w:numFmt w:val="bullet"/>
+      <w:lvlText w:val=""/>
+      <w:lvlJc w:val="left"/>
+      <w:pPr>
+        <w:tabs>
+          <w:tab w:val="num" w:pos="2160"/>
+        </w:tabs>
+        <w:ind w:left="2160" w:hanging="360"/>
+      </w:pPr>
+      <w:rPr>
+        <w:rFonts w:ascii="Wingdings" w:hAnsi="Wingdings" w:hint="default"/>
+        <w:sz w:val="20"/>
+      </w:rPr>
+    </w:lvl>
+    <w:lvl w:ilvl="3" w:tentative="1">
+      <w:start w:val="1"/>
+      <w:numFmt w:val="bullet"/>
+      <w:lvlText w:val=""/>
+      <w:lvlJc w:val="left"/>
+      <w:pPr>
+        <w:tabs>
+          <w:tab w:val="num" w:pos="2880"/>
+        </w:tabs>
+        <w:ind w:left="2880" w:hanging="360"/>
+      </w:pPr>
+      <w:rPr>
+        <w:rFonts w:ascii="Wingdings" w:hAnsi="Wingdings" w:hint="default"/>
+        <w:sz w:val="20"/>
+      </w:rPr>
+    </w:lvl>
+    <w:lvl w:ilvl="4" w:tentative="1">
+      <w:start w:val="1"/>
+      <w:numFmt w:val="bullet"/>
+      <w:lvlText w:val=""/>
+      <w:lvlJc w:val="left"/>
+      <w:pPr>
+        <w:tabs>
+          <w:tab w:val="num" w:pos="3600"/>
+        </w:tabs>
+        <w:ind w:left="3600" w:hanging="360"/>
+      </w:pPr>
+      <w:rPr>
+        <w:rFonts w:ascii="Wingdings" w:hAnsi="Wingdings" w:hint="default"/>
+        <w:sz w:val="20"/>
+      </w:rPr>
+    </w:lvl>
+    <w:lvl w:ilvl="5" w:tentative="1">
+      <w:start w:val="1"/>
+      <w:numFmt w:val="bullet"/>
+      <w:lvlText w:val=""/>
+      <w:lvlJc w:val="left"/>
+      <w:pPr>
+        <w:tabs>
+          <w:tab w:val="num" w:pos="4320"/>
+        </w:tabs>
+        <w:ind w:left="4320" w:hanging="360"/>
+      </w:pPr>
+      <w:rPr>
+        <w:rFonts w:ascii="Wingdings" w:hAnsi="Wingdings" w:hint="default"/>
+        <w:sz w:val="20"/>
+      </w:rPr>
+    </w:lvl>
+    <w:lvl w:ilvl="6" w:tentative="1">
+      <w:start w:val="1"/>
+      <w:numFmt w:val="bullet"/>
+      <w:lvlText w:val=""/>
+      <w:lvlJc w:val="left"/>
+      <w:pPr>
+        <w:tabs>
+          <w:tab w:val="num" w:pos="5040"/>
+        </w:tabs>
+        <w:ind w:left="5040" w:hanging="360"/>
+      </w:pPr>
+      <w:rPr>
+        <w:rFonts w:ascii="Wingdings" w:hAnsi="Wingdings" w:hint="default"/>
+        <w:sz w:val="20"/>
+      </w:rPr>
+    </w:lvl>
+    <w:lvl w:ilvl="7" w:tentative="1">
+      <w:start w:val="1"/>
+      <w:numFmt w:val="bullet"/>
+      <w:lvlText w:val=""/>
+      <w:lvlJc w:val="left"/>
+      <w:pPr>
+        <w:tabs>
+          <w:tab w:val="num" w:pos="5760"/>
+        </w:tabs>
+        <w:ind w:left="5760" w:hanging="360"/>
+      </w:pPr>
+      <w:rPr>
+        <w:rFonts w:ascii="Wingdings" w:hAnsi="Wingdings" w:hint="default"/>
+        <w:sz w:val="20"/>
+      </w:rPr>
+    </w:lvl>
+    <w:lvl w:ilvl="8" w:tentative="1">
+      <w:start w:val="1"/>
+      <w:numFmt w:val="bullet"/>
+      <w:lvlText w:val=""/>
+      <w:lvlJc w:val="left"/>
+      <w:pPr>
+        <w:tabs>
+          <w:tab w:val="num" w:pos="6480"/>
+        </w:tabs>
+        <w:ind w:left="6480" w:hanging="360"/>
+      </w:pPr>
+      <w:rPr>
+        <w:rFonts w:ascii="Wingdings" w:hAnsi="Wingdings" w:hint="default"/>
+        <w:sz w:val="20"/>
+      </w:rPr>
+    </w:lvl>
+  </w:abstractNum>
+  <w:abstractNum w:abstractNumId="16" w15:restartNumberingAfterBreak="0">
     <w:nsid w:val="3B101B04"/>
     <w:multiLevelType w:val="multilevel"/>
     <w:tmpl w:val="2886FC18"/>
@@ -4268,7 +5312,7 @@
       </w:rPr>
     </w:lvl>
   </w:abstractNum>
-  <w:abstractNum w:abstractNumId="13" w15:restartNumberingAfterBreak="0">
+  <w:abstractNum w:abstractNumId="17" w15:restartNumberingAfterBreak="0">
     <w:nsid w:val="3CC17B29"/>
     <w:multiLevelType w:val="multilevel"/>
     <w:tmpl w:val="53D221A2"/>
@@ -4417,7 +5461,7 @@
       </w:rPr>
     </w:lvl>
   </w:abstractNum>
-  <w:abstractNum w:abstractNumId="14" w15:restartNumberingAfterBreak="0">
+  <w:abstractNum w:abstractNumId="18" w15:restartNumberingAfterBreak="0">
     <w:nsid w:val="3CFD0169"/>
     <w:multiLevelType w:val="multilevel"/>
     <w:tmpl w:val="9D08DE12"/>
@@ -4566,7 +5610,7 @@
       </w:rPr>
     </w:lvl>
   </w:abstractNum>
-  <w:abstractNum w:abstractNumId="15" w15:restartNumberingAfterBreak="0">
+  <w:abstractNum w:abstractNumId="19" w15:restartNumberingAfterBreak="0">
     <w:nsid w:val="415476D2"/>
     <w:multiLevelType w:val="multilevel"/>
     <w:tmpl w:val="4CB2B616"/>
@@ -4715,7 +5759,156 @@
       </w:rPr>
     </w:lvl>
   </w:abstractNum>
-  <w:abstractNum w:abstractNumId="16" w15:restartNumberingAfterBreak="0">
+  <w:abstractNum w:abstractNumId="20" w15:restartNumberingAfterBreak="0">
+    <w:nsid w:val="415512AF"/>
+    <w:multiLevelType w:val="multilevel"/>
+    <w:tmpl w:val="EC14702E"/>
+    <w:lvl w:ilvl="0">
+      <w:start w:val="1"/>
+      <w:numFmt w:val="bullet"/>
+      <w:lvlText w:val=""/>
+      <w:lvlJc w:val="left"/>
+      <w:pPr>
+        <w:tabs>
+          <w:tab w:val="num" w:pos="720"/>
+        </w:tabs>
+        <w:ind w:left="720" w:hanging="360"/>
+      </w:pPr>
+      <w:rPr>
+        <w:rFonts w:ascii="Symbol" w:hAnsi="Symbol" w:hint="default"/>
+        <w:sz w:val="20"/>
+      </w:rPr>
+    </w:lvl>
+    <w:lvl w:ilvl="1" w:tentative="1">
+      <w:start w:val="1"/>
+      <w:numFmt w:val="bullet"/>
+      <w:lvlText w:val="o"/>
+      <w:lvlJc w:val="left"/>
+      <w:pPr>
+        <w:tabs>
+          <w:tab w:val="num" w:pos="1440"/>
+        </w:tabs>
+        <w:ind w:left="1440" w:hanging="360"/>
+      </w:pPr>
+      <w:rPr>
+        <w:rFonts w:ascii="Courier New" w:hAnsi="Courier New" w:hint="default"/>
+        <w:sz w:val="20"/>
+      </w:rPr>
+    </w:lvl>
+    <w:lvl w:ilvl="2" w:tentative="1">
+      <w:start w:val="1"/>
+      <w:numFmt w:val="bullet"/>
+      <w:lvlText w:val=""/>
+      <w:lvlJc w:val="left"/>
+      <w:pPr>
+        <w:tabs>
+          <w:tab w:val="num" w:pos="2160"/>
+        </w:tabs>
+        <w:ind w:left="2160" w:hanging="360"/>
+      </w:pPr>
+      <w:rPr>
+        <w:rFonts w:ascii="Wingdings" w:hAnsi="Wingdings" w:hint="default"/>
+        <w:sz w:val="20"/>
+      </w:rPr>
+    </w:lvl>
+    <w:lvl w:ilvl="3" w:tentative="1">
+      <w:start w:val="1"/>
+      <w:numFmt w:val="bullet"/>
+      <w:lvlText w:val=""/>
+      <w:lvlJc w:val="left"/>
+      <w:pPr>
+        <w:tabs>
+          <w:tab w:val="num" w:pos="2880"/>
+        </w:tabs>
+        <w:ind w:left="2880" w:hanging="360"/>
+      </w:pPr>
+      <w:rPr>
+        <w:rFonts w:ascii="Wingdings" w:hAnsi="Wingdings" w:hint="default"/>
+        <w:sz w:val="20"/>
+      </w:rPr>
+    </w:lvl>
+    <w:lvl w:ilvl="4" w:tentative="1">
+      <w:start w:val="1"/>
+      <w:numFmt w:val="bullet"/>
+      <w:lvlText w:val=""/>
+      <w:lvlJc w:val="left"/>
+      <w:pPr>
+        <w:tabs>
+          <w:tab w:val="num" w:pos="3600"/>
+        </w:tabs>
+        <w:ind w:left="3600" w:hanging="360"/>
+      </w:pPr>
+      <w:rPr>
+        <w:rFonts w:ascii="Wingdings" w:hAnsi="Wingdings" w:hint="default"/>
+        <w:sz w:val="20"/>
+      </w:rPr>
+    </w:lvl>
+    <w:lvl w:ilvl="5" w:tentative="1">
+      <w:start w:val="1"/>
+      <w:numFmt w:val="bullet"/>
+      <w:lvlText w:val=""/>
+      <w:lvlJc w:val="left"/>
+      <w:pPr>
+        <w:tabs>
+          <w:tab w:val="num" w:pos="4320"/>
+        </w:tabs>
+        <w:ind w:left="4320" w:hanging="360"/>
+      </w:pPr>
+      <w:rPr>
+        <w:rFonts w:ascii="Wingdings" w:hAnsi="Wingdings" w:hint="default"/>
+        <w:sz w:val="20"/>
+      </w:rPr>
+    </w:lvl>
+    <w:lvl w:ilvl="6" w:tentative="1">
+      <w:start w:val="1"/>
+      <w:numFmt w:val="bullet"/>
+      <w:lvlText w:val=""/>
+      <w:lvlJc w:val="left"/>
+      <w:pPr>
+        <w:tabs>
+          <w:tab w:val="num" w:pos="5040"/>
+        </w:tabs>
+        <w:ind w:left="5040" w:hanging="360"/>
+      </w:pPr>
+      <w:rPr>
+        <w:rFonts w:ascii="Wingdings" w:hAnsi="Wingdings" w:hint="default"/>
+        <w:sz w:val="20"/>
+      </w:rPr>
+    </w:lvl>
+    <w:lvl w:ilvl="7" w:tentative="1">
+      <w:start w:val="1"/>
+      <w:numFmt w:val="bullet"/>
+      <w:lvlText w:val=""/>
+      <w:lvlJc w:val="left"/>
+      <w:pPr>
+        <w:tabs>
+          <w:tab w:val="num" w:pos="5760"/>
+        </w:tabs>
+        <w:ind w:left="5760" w:hanging="360"/>
+      </w:pPr>
+      <w:rPr>
+        <w:rFonts w:ascii="Wingdings" w:hAnsi="Wingdings" w:hint="default"/>
+        <w:sz w:val="20"/>
+      </w:rPr>
+    </w:lvl>
+    <w:lvl w:ilvl="8" w:tentative="1">
+      <w:start w:val="1"/>
+      <w:numFmt w:val="bullet"/>
+      <w:lvlText w:val=""/>
+      <w:lvlJc w:val="left"/>
+      <w:pPr>
+        <w:tabs>
+          <w:tab w:val="num" w:pos="6480"/>
+        </w:tabs>
+        <w:ind w:left="6480" w:hanging="360"/>
+      </w:pPr>
+      <w:rPr>
+        <w:rFonts w:ascii="Wingdings" w:hAnsi="Wingdings" w:hint="default"/>
+        <w:sz w:val="20"/>
+      </w:rPr>
+    </w:lvl>
+  </w:abstractNum>
+  <w:abstractNum w:abstractNumId="21" w15:restartNumberingAfterBreak="0">
     <w:nsid w:val="48AD5F3C"/>
     <w:multiLevelType w:val="multilevel"/>
     <w:tmpl w:val="757C7B10"/>
@@ -4864,7 +6057,305 @@
       </w:rPr>
     </w:lvl>
   </w:abstractNum>
-  <w:abstractNum w:abstractNumId="17" w15:restartNumberingAfterBreak="0">
+  <w:abstractNum w:abstractNumId="22" w15:restartNumberingAfterBreak="0">
+    <w:nsid w:val="4A29443E"/>
+    <w:multiLevelType w:val="multilevel"/>
+    <w:tmpl w:val="9E5802BC"/>
+    <w:lvl w:ilvl="0">
+      <w:start w:val="1"/>
+      <w:numFmt w:val="bullet"/>
+      <w:lvlText w:val=""/>
+      <w:lvlJc w:val="left"/>
+      <w:pPr>
+        <w:tabs>
+          <w:tab w:val="num" w:pos="720"/>
+        </w:tabs>
+        <w:ind w:left="720" w:hanging="360"/>
+      </w:pPr>
+      <w:rPr>
+        <w:rFonts w:ascii="Symbol" w:hAnsi="Symbol" w:hint="default"/>
+        <w:sz w:val="20"/>
+      </w:rPr>
+    </w:lvl>
+    <w:lvl w:ilvl="1" w:tentative="1">
+      <w:start w:val="1"/>
+      <w:numFmt w:val="bullet"/>
+      <w:lvlText w:val="o"/>
+      <w:lvlJc w:val="left"/>
+      <w:pPr>
+        <w:tabs>
+          <w:tab w:val="num" w:pos="1440"/>
+        </w:tabs>
+        <w:ind w:left="1440" w:hanging="360"/>
+      </w:pPr>
+      <w:rPr>
+        <w:rFonts w:ascii="Courier New" w:hAnsi="Courier New" w:hint="default"/>
+        <w:sz w:val="20"/>
+      </w:rPr>
+    </w:lvl>
+    <w:lvl w:ilvl="2" w:tentative="1">
+      <w:start w:val="1"/>
+      <w:numFmt w:val="bullet"/>
+      <w:lvlText w:val=""/>
+      <w:lvlJc w:val="left"/>
+      <w:pPr>
+        <w:tabs>
+          <w:tab w:val="num" w:pos="2160"/>
+        </w:tabs>
+        <w:ind w:left="2160" w:hanging="360"/>
+      </w:pPr>
+      <w:rPr>
+        <w:rFonts w:ascii="Wingdings" w:hAnsi="Wingdings" w:hint="default"/>
+        <w:sz w:val="20"/>
+      </w:rPr>
+    </w:lvl>
+    <w:lvl w:ilvl="3" w:tentative="1">
+      <w:start w:val="1"/>
+      <w:numFmt w:val="bullet"/>
+      <w:lvlText w:val=""/>
+      <w:lvlJc w:val="left"/>
+      <w:pPr>
+        <w:tabs>
+          <w:tab w:val="num" w:pos="2880"/>
+        </w:tabs>
+        <w:ind w:left="2880" w:hanging="360"/>
+      </w:pPr>
+      <w:rPr>
+        <w:rFonts w:ascii="Wingdings" w:hAnsi="Wingdings" w:hint="default"/>
+        <w:sz w:val="20"/>
+      </w:rPr>
+    </w:lvl>
+    <w:lvl w:ilvl="4" w:tentative="1">
+      <w:start w:val="1"/>
+      <w:numFmt w:val="bullet"/>
+      <w:lvlText w:val=""/>
+      <w:lvlJc w:val="left"/>
+      <w:pPr>
+        <w:tabs>
+          <w:tab w:val="num" w:pos="3600"/>
+        </w:tabs>
+        <w:ind w:left="3600" w:hanging="360"/>
+      </w:pPr>
+      <w:rPr>
+        <w:rFonts w:ascii="Wingdings" w:hAnsi="Wingdings" w:hint="default"/>
+        <w:sz w:val="20"/>
+      </w:rPr>
+    </w:lvl>
+    <w:lvl w:ilvl="5" w:tentative="1">
+      <w:start w:val="1"/>
+      <w:numFmt w:val="bullet"/>
+      <w:lvlText w:val=""/>
+      <w:lvlJc w:val="left"/>
+      <w:pPr>
+        <w:tabs>
+          <w:tab w:val="num" w:pos="4320"/>
+        </w:tabs>
+        <w:ind w:left="4320" w:hanging="360"/>
+      </w:pPr>
+      <w:rPr>
+        <w:rFonts w:ascii="Wingdings" w:hAnsi="Wingdings" w:hint="default"/>
+        <w:sz w:val="20"/>
+      </w:rPr>
+    </w:lvl>
+    <w:lvl w:ilvl="6" w:tentative="1">
+      <w:start w:val="1"/>
+      <w:numFmt w:val="bullet"/>
+      <w:lvlText w:val=""/>
+      <w:lvlJc w:val="left"/>
+      <w:pPr>
+        <w:tabs>
+          <w:tab w:val="num" w:pos="5040"/>
+        </w:tabs>
+        <w:ind w:left="5040" w:hanging="360"/>
+      </w:pPr>
+      <w:rPr>
+        <w:rFonts w:ascii="Wingdings" w:hAnsi="Wingdings" w:hint="default"/>
+        <w:sz w:val="20"/>
+      </w:rPr>
+    </w:lvl>
+    <w:lvl w:ilvl="7" w:tentative="1">
+      <w:start w:val="1"/>
+      <w:numFmt w:val="bullet"/>
+      <w:lvlText w:val=""/>
+      <w:lvlJc w:val="left"/>
+      <w:pPr>
+        <w:tabs>
+          <w:tab w:val="num" w:pos="5760"/>
+        </w:tabs>
+        <w:ind w:left="5760" w:hanging="360"/>
+      </w:pPr>
+      <w:rPr>
+        <w:rFonts w:ascii="Wingdings" w:hAnsi="Wingdings" w:hint="default"/>
+        <w:sz w:val="20"/>
+      </w:rPr>
+    </w:lvl>
+    <w:lvl w:ilvl="8" w:tentative="1">
+      <w:start w:val="1"/>
+      <w:numFmt w:val="bullet"/>
+      <w:lvlText w:val=""/>
+      <w:lvlJc w:val="left"/>
+      <w:pPr>
+        <w:tabs>
+          <w:tab w:val="num" w:pos="6480"/>
+        </w:tabs>
+        <w:ind w:left="6480" w:hanging="360"/>
+      </w:pPr>
+      <w:rPr>
+        <w:rFonts w:ascii="Wingdings" w:hAnsi="Wingdings" w:hint="default"/>
+        <w:sz w:val="20"/>
+      </w:rPr>
+    </w:lvl>
+  </w:abstractNum>
+  <w:abstractNum w:abstractNumId="23" w15:restartNumberingAfterBreak="0">
+    <w:nsid w:val="4C971525"/>
+    <w:multiLevelType w:val="multilevel"/>
+    <w:tmpl w:val="B802953C"/>
+    <w:lvl w:ilvl="0">
+      <w:start w:val="1"/>
+      <w:numFmt w:val="bullet"/>
+      <w:lvlText w:val=""/>
+      <w:lvlJc w:val="left"/>
+      <w:pPr>
+        <w:tabs>
+          <w:tab w:val="num" w:pos="720"/>
+        </w:tabs>
+        <w:ind w:left="720" w:hanging="360"/>
+      </w:pPr>
+      <w:rPr>
+        <w:rFonts w:ascii="Symbol" w:hAnsi="Symbol" w:hint="default"/>
+        <w:sz w:val="20"/>
+      </w:rPr>
+    </w:lvl>
+    <w:lvl w:ilvl="1" w:tentative="1">
+      <w:start w:val="1"/>
+      <w:numFmt w:val="bullet"/>
+      <w:lvlText w:val="o"/>
+      <w:lvlJc w:val="left"/>
+      <w:pPr>
+        <w:tabs>
+          <w:tab w:val="num" w:pos="1440"/>
+        </w:tabs>
+        <w:ind w:left="1440" w:hanging="360"/>
+      </w:pPr>
+      <w:rPr>
+        <w:rFonts w:ascii="Courier New" w:hAnsi="Courier New" w:hint="default"/>
+        <w:sz w:val="20"/>
+      </w:rPr>
+    </w:lvl>
+    <w:lvl w:ilvl="2" w:tentative="1">
+      <w:start w:val="1"/>
+      <w:numFmt w:val="bullet"/>
+      <w:lvlText w:val=""/>
+      <w:lvlJc w:val="left"/>
+      <w:pPr>
+        <w:tabs>
+          <w:tab w:val="num" w:pos="2160"/>
+        </w:tabs>
+        <w:ind w:left="2160" w:hanging="360"/>
+      </w:pPr>
+      <w:rPr>
+        <w:rFonts w:ascii="Wingdings" w:hAnsi="Wingdings" w:hint="default"/>
+        <w:sz w:val="20"/>
+      </w:rPr>
+    </w:lvl>
+    <w:lvl w:ilvl="3" w:tentative="1">
+      <w:start w:val="1"/>
+      <w:numFmt w:val="bullet"/>
+      <w:lvlText w:val=""/>
+      <w:lvlJc w:val="left"/>
+      <w:pPr>
+        <w:tabs>
+          <w:tab w:val="num" w:pos="2880"/>
+        </w:tabs>
+        <w:ind w:left="2880" w:hanging="360"/>
+      </w:pPr>
+      <w:rPr>
+        <w:rFonts w:ascii="Wingdings" w:hAnsi="Wingdings" w:hint="default"/>
+        <w:sz w:val="20"/>
+      </w:rPr>
+    </w:lvl>
+    <w:lvl w:ilvl="4" w:tentative="1">
+      <w:start w:val="1"/>
+      <w:numFmt w:val="bullet"/>
+      <w:lvlText w:val=""/>
+      <w:lvlJc w:val="left"/>
+      <w:pPr>
+        <w:tabs>
+          <w:tab w:val="num" w:pos="3600"/>
+        </w:tabs>
+        <w:ind w:left="3600" w:hanging="360"/>
+      </w:pPr>
+      <w:rPr>
+        <w:rFonts w:ascii="Wingdings" w:hAnsi="Wingdings" w:hint="default"/>
+        <w:sz w:val="20"/>
+      </w:rPr>
+    </w:lvl>
+    <w:lvl w:ilvl="5" w:tentative="1">
+      <w:start w:val="1"/>
+      <w:numFmt w:val="bullet"/>
+      <w:lvlText w:val=""/>
+      <w:lvlJc w:val="left"/>
+      <w:pPr>
+        <w:tabs>
+          <w:tab w:val="num" w:pos="4320"/>
+        </w:tabs>
+        <w:ind w:left="4320" w:hanging="360"/>
+      </w:pPr>
+      <w:rPr>
+        <w:rFonts w:ascii="Wingdings" w:hAnsi="Wingdings" w:hint="default"/>
+        <w:sz w:val="20"/>
+      </w:rPr>
+    </w:lvl>
+    <w:lvl w:ilvl="6" w:tentative="1">
+      <w:start w:val="1"/>
+      <w:numFmt w:val="bullet"/>
+      <w:lvlText w:val=""/>
+      <w:lvlJc w:val="left"/>
+      <w:pPr>
+        <w:tabs>
+          <w:tab w:val="num" w:pos="5040"/>
+        </w:tabs>
+        <w:ind w:left="5040" w:hanging="360"/>
+      </w:pPr>
+      <w:rPr>
+        <w:rFonts w:ascii="Wingdings" w:hAnsi="Wingdings" w:hint="default"/>
+        <w:sz w:val="20"/>
+      </w:rPr>
+    </w:lvl>
+    <w:lvl w:ilvl="7" w:tentative="1">
+      <w:start w:val="1"/>
+      <w:numFmt w:val="bullet"/>
+      <w:lvlText w:val=""/>
+      <w:lvlJc w:val="left"/>
+      <w:pPr>
+        <w:tabs>
+          <w:tab w:val="num" w:pos="5760"/>
+        </w:tabs>
+        <w:ind w:left="5760" w:hanging="360"/>
+      </w:pPr>
+      <w:rPr>
+        <w:rFonts w:ascii="Wingdings" w:hAnsi="Wingdings" w:hint="default"/>
+        <w:sz w:val="20"/>
+      </w:rPr>
+    </w:lvl>
+    <w:lvl w:ilvl="8" w:tentative="1">
+      <w:start w:val="1"/>
+      <w:numFmt w:val="bullet"/>
+      <w:lvlText w:val=""/>
+      <w:lvlJc w:val="left"/>
+      <w:pPr>
+        <w:tabs>
+          <w:tab w:val="num" w:pos="6480"/>
+        </w:tabs>
+        <w:ind w:left="6480" w:hanging="360"/>
+      </w:pPr>
+      <w:rPr>
+        <w:rFonts w:ascii="Wingdings" w:hAnsi="Wingdings" w:hint="default"/>
+        <w:sz w:val="20"/>
+      </w:rPr>
+    </w:lvl>
+  </w:abstractNum>
+  <w:abstractNum w:abstractNumId="24" w15:restartNumberingAfterBreak="0">
     <w:nsid w:val="521239D6"/>
     <w:multiLevelType w:val="multilevel"/>
     <w:tmpl w:val="153E62D4"/>
@@ -5013,7 +6504,7 @@
       </w:rPr>
     </w:lvl>
   </w:abstractNum>
-  <w:abstractNum w:abstractNumId="18" w15:restartNumberingAfterBreak="0">
+  <w:abstractNum w:abstractNumId="25" w15:restartNumberingAfterBreak="0">
     <w:nsid w:val="53FA75D8"/>
     <w:multiLevelType w:val="multilevel"/>
     <w:tmpl w:val="7F684A1E"/>
@@ -5162,7 +6653,156 @@
       </w:rPr>
     </w:lvl>
   </w:abstractNum>
-  <w:abstractNum w:abstractNumId="19" w15:restartNumberingAfterBreak="0">
+  <w:abstractNum w:abstractNumId="26" w15:restartNumberingAfterBreak="0">
+    <w:nsid w:val="57CF59B6"/>
+    <w:multiLevelType w:val="multilevel"/>
+    <w:tmpl w:val="A68A87EC"/>
+    <w:lvl w:ilvl="0">
+      <w:start w:val="1"/>
+      <w:numFmt w:val="bullet"/>
+      <w:lvlText w:val=""/>
+      <w:lvlJc w:val="left"/>
+      <w:pPr>
+        <w:tabs>
+          <w:tab w:val="num" w:pos="720"/>
+        </w:tabs>
+        <w:ind w:left="720" w:hanging="360"/>
+      </w:pPr>
+      <w:rPr>
+        <w:rFonts w:ascii="Symbol" w:hAnsi="Symbol" w:hint="default"/>
+        <w:sz w:val="20"/>
+      </w:rPr>
+    </w:lvl>
+    <w:lvl w:ilvl="1" w:tentative="1">
+      <w:start w:val="1"/>
+      <w:numFmt w:val="bullet"/>
+      <w:lvlText w:val="o"/>
+      <w:lvlJc w:val="left"/>
+      <w:pPr>
+        <w:tabs>
+          <w:tab w:val="num" w:pos="1440"/>
+        </w:tabs>
+        <w:ind w:left="1440" w:hanging="360"/>
+      </w:pPr>
+      <w:rPr>
+        <w:rFonts w:ascii="Courier New" w:hAnsi="Courier New" w:hint="default"/>
+        <w:sz w:val="20"/>
+      </w:rPr>
+    </w:lvl>
+    <w:lvl w:ilvl="2" w:tentative="1">
+      <w:start w:val="1"/>
+      <w:numFmt w:val="bullet"/>
+      <w:lvlText w:val=""/>
+      <w:lvlJc w:val="left"/>
+      <w:pPr>
+        <w:tabs>
+          <w:tab w:val="num" w:pos="2160"/>
+        </w:tabs>
+        <w:ind w:left="2160" w:hanging="360"/>
+      </w:pPr>
+      <w:rPr>
+        <w:rFonts w:ascii="Wingdings" w:hAnsi="Wingdings" w:hint="default"/>
+        <w:sz w:val="20"/>
+      </w:rPr>
+    </w:lvl>
+    <w:lvl w:ilvl="3" w:tentative="1">
+      <w:start w:val="1"/>
+      <w:numFmt w:val="bullet"/>
+      <w:lvlText w:val=""/>
+      <w:lvlJc w:val="left"/>
+      <w:pPr>
+        <w:tabs>
+          <w:tab w:val="num" w:pos="2880"/>
+        </w:tabs>
+        <w:ind w:left="2880" w:hanging="360"/>
+      </w:pPr>
+      <w:rPr>
+        <w:rFonts w:ascii="Wingdings" w:hAnsi="Wingdings" w:hint="default"/>
+        <w:sz w:val="20"/>
+      </w:rPr>
+    </w:lvl>
+    <w:lvl w:ilvl="4" w:tentative="1">
+      <w:start w:val="1"/>
+      <w:numFmt w:val="bullet"/>
+      <w:lvlText w:val=""/>
+      <w:lvlJc w:val="left"/>
+      <w:pPr>
+        <w:tabs>
+          <w:tab w:val="num" w:pos="3600"/>
+        </w:tabs>
+        <w:ind w:left="3600" w:hanging="360"/>
+      </w:pPr>
+      <w:rPr>
+        <w:rFonts w:ascii="Wingdings" w:hAnsi="Wingdings" w:hint="default"/>
+        <w:sz w:val="20"/>
+      </w:rPr>
+    </w:lvl>
+    <w:lvl w:ilvl="5" w:tentative="1">
+      <w:start w:val="1"/>
+      <w:numFmt w:val="bullet"/>
+      <w:lvlText w:val=""/>
+      <w:lvlJc w:val="left"/>
+      <w:pPr>
+        <w:tabs>
+          <w:tab w:val="num" w:pos="4320"/>
+        </w:tabs>
+        <w:ind w:left="4320" w:hanging="360"/>
+      </w:pPr>
+      <w:rPr>
+        <w:rFonts w:ascii="Wingdings" w:hAnsi="Wingdings" w:hint="default"/>
+        <w:sz w:val="20"/>
+      </w:rPr>
+    </w:lvl>
+    <w:lvl w:ilvl="6" w:tentative="1">
+      <w:start w:val="1"/>
+      <w:numFmt w:val="bullet"/>
+      <w:lvlText w:val=""/>
+      <w:lvlJc w:val="left"/>
+      <w:pPr>
+        <w:tabs>
+          <w:tab w:val="num" w:pos="5040"/>
+        </w:tabs>
+        <w:ind w:left="5040" w:hanging="360"/>
+      </w:pPr>
+      <w:rPr>
+        <w:rFonts w:ascii="Wingdings" w:hAnsi="Wingdings" w:hint="default"/>
+        <w:sz w:val="20"/>
+      </w:rPr>
+    </w:lvl>
+    <w:lvl w:ilvl="7" w:tentative="1">
+      <w:start w:val="1"/>
+      <w:numFmt w:val="bullet"/>
+      <w:lvlText w:val=""/>
+      <w:lvlJc w:val="left"/>
+      <w:pPr>
+        <w:tabs>
+          <w:tab w:val="num" w:pos="5760"/>
+        </w:tabs>
+        <w:ind w:left="5760" w:hanging="360"/>
+      </w:pPr>
+      <w:rPr>
+        <w:rFonts w:ascii="Wingdings" w:hAnsi="Wingdings" w:hint="default"/>
+        <w:sz w:val="20"/>
+      </w:rPr>
+    </w:lvl>
+    <w:lvl w:ilvl="8" w:tentative="1">
+      <w:start w:val="1"/>
+      <w:numFmt w:val="bullet"/>
+      <w:lvlText w:val=""/>
+      <w:lvlJc w:val="left"/>
+      <w:pPr>
+        <w:tabs>
+          <w:tab w:val="num" w:pos="6480"/>
+        </w:tabs>
+        <w:ind w:left="6480" w:hanging="360"/>
+      </w:pPr>
+      <w:rPr>
+        <w:rFonts w:ascii="Wingdings" w:hAnsi="Wingdings" w:hint="default"/>
+        <w:sz w:val="20"/>
+      </w:rPr>
+    </w:lvl>
+  </w:abstractNum>
+  <w:abstractNum w:abstractNumId="27" w15:restartNumberingAfterBreak="0">
     <w:nsid w:val="5AE2671C"/>
     <w:multiLevelType w:val="multilevel"/>
     <w:tmpl w:val="E5D01C68"/>
@@ -5311,7 +6951,7 @@
       </w:rPr>
     </w:lvl>
   </w:abstractNum>
-  <w:abstractNum w:abstractNumId="20" w15:restartNumberingAfterBreak="0">
+  <w:abstractNum w:abstractNumId="28" w15:restartNumberingAfterBreak="0">
     <w:nsid w:val="5C1146BC"/>
     <w:multiLevelType w:val="multilevel"/>
     <w:tmpl w:val="CADCDAD6"/>
@@ -5460,7 +7100,156 @@
       </w:rPr>
     </w:lvl>
   </w:abstractNum>
-  <w:abstractNum w:abstractNumId="21" w15:restartNumberingAfterBreak="0">
+  <w:abstractNum w:abstractNumId="29" w15:restartNumberingAfterBreak="0">
+    <w:nsid w:val="64090C58"/>
+    <w:multiLevelType w:val="multilevel"/>
+    <w:tmpl w:val="5E125CDE"/>
+    <w:lvl w:ilvl="0">
+      <w:start w:val="1"/>
+      <w:numFmt w:val="bullet"/>
+      <w:lvlText w:val=""/>
+      <w:lvlJc w:val="left"/>
+      <w:pPr>
+        <w:tabs>
+          <w:tab w:val="num" w:pos="720"/>
+        </w:tabs>
+        <w:ind w:left="720" w:hanging="360"/>
+      </w:pPr>
+      <w:rPr>
+        <w:rFonts w:ascii="Symbol" w:hAnsi="Symbol" w:hint="default"/>
+        <w:sz w:val="20"/>
+      </w:rPr>
+    </w:lvl>
+    <w:lvl w:ilvl="1" w:tentative="1">
+      <w:start w:val="1"/>
+      <w:numFmt w:val="bullet"/>
+      <w:lvlText w:val="o"/>
+      <w:lvlJc w:val="left"/>
+      <w:pPr>
+        <w:tabs>
+          <w:tab w:val="num" w:pos="1440"/>
+        </w:tabs>
+        <w:ind w:left="1440" w:hanging="360"/>
+      </w:pPr>
+      <w:rPr>
+        <w:rFonts w:ascii="Courier New" w:hAnsi="Courier New" w:hint="default"/>
+        <w:sz w:val="20"/>
+      </w:rPr>
+    </w:lvl>
+    <w:lvl w:ilvl="2" w:tentative="1">
+      <w:start w:val="1"/>
+      <w:numFmt w:val="bullet"/>
+      <w:lvlText w:val=""/>
+      <w:lvlJc w:val="left"/>
+      <w:pPr>
+        <w:tabs>
+          <w:tab w:val="num" w:pos="2160"/>
+        </w:tabs>
+        <w:ind w:left="2160" w:hanging="360"/>
+      </w:pPr>
+      <w:rPr>
+        <w:rFonts w:ascii="Wingdings" w:hAnsi="Wingdings" w:hint="default"/>
+        <w:sz w:val="20"/>
+      </w:rPr>
+    </w:lvl>
+    <w:lvl w:ilvl="3" w:tentative="1">
+      <w:start w:val="1"/>
+      <w:numFmt w:val="bullet"/>
+      <w:lvlText w:val=""/>
+      <w:lvlJc w:val="left"/>
+      <w:pPr>
+        <w:tabs>
+          <w:tab w:val="num" w:pos="2880"/>
+        </w:tabs>
+        <w:ind w:left="2880" w:hanging="360"/>
+      </w:pPr>
+      <w:rPr>
+        <w:rFonts w:ascii="Wingdings" w:hAnsi="Wingdings" w:hint="default"/>
+        <w:sz w:val="20"/>
+      </w:rPr>
+    </w:lvl>
+    <w:lvl w:ilvl="4" w:tentative="1">
+      <w:start w:val="1"/>
+      <w:numFmt w:val="bullet"/>
+      <w:lvlText w:val=""/>
+      <w:lvlJc w:val="left"/>
+      <w:pPr>
+        <w:tabs>
+          <w:tab w:val="num" w:pos="3600"/>
+        </w:tabs>
+        <w:ind w:left="3600" w:hanging="360"/>
+      </w:pPr>
+      <w:rPr>
+        <w:rFonts w:ascii="Wingdings" w:hAnsi="Wingdings" w:hint="default"/>
+        <w:sz w:val="20"/>
+      </w:rPr>
+    </w:lvl>
+    <w:lvl w:ilvl="5" w:tentative="1">
+      <w:start w:val="1"/>
+      <w:numFmt w:val="bullet"/>
+      <w:lvlText w:val=""/>
+      <w:lvlJc w:val="left"/>
+      <w:pPr>
+        <w:tabs>
+          <w:tab w:val="num" w:pos="4320"/>
+        </w:tabs>
+        <w:ind w:left="4320" w:hanging="360"/>
+      </w:pPr>
+      <w:rPr>
+        <w:rFonts w:ascii="Wingdings" w:hAnsi="Wingdings" w:hint="default"/>
+        <w:sz w:val="20"/>
+      </w:rPr>
+    </w:lvl>
+    <w:lvl w:ilvl="6" w:tentative="1">
+      <w:start w:val="1"/>
+      <w:numFmt w:val="bullet"/>
+      <w:lvlText w:val=""/>
+      <w:lvlJc w:val="left"/>
+      <w:pPr>
+        <w:tabs>
+          <w:tab w:val="num" w:pos="5040"/>
+        </w:tabs>
+        <w:ind w:left="5040" w:hanging="360"/>
+      </w:pPr>
+      <w:rPr>
+        <w:rFonts w:ascii="Wingdings" w:hAnsi="Wingdings" w:hint="default"/>
+        <w:sz w:val="20"/>
+      </w:rPr>
+    </w:lvl>
+    <w:lvl w:ilvl="7" w:tentative="1">
+      <w:start w:val="1"/>
+      <w:numFmt w:val="bullet"/>
+      <w:lvlText w:val=""/>
+      <w:lvlJc w:val="left"/>
+      <w:pPr>
+        <w:tabs>
+          <w:tab w:val="num" w:pos="5760"/>
+        </w:tabs>
+        <w:ind w:left="5760" w:hanging="360"/>
+      </w:pPr>
+      <w:rPr>
+        <w:rFonts w:ascii="Wingdings" w:hAnsi="Wingdings" w:hint="default"/>
+        <w:sz w:val="20"/>
+      </w:rPr>
+    </w:lvl>
+    <w:lvl w:ilvl="8" w:tentative="1">
+      <w:start w:val="1"/>
+      <w:numFmt w:val="bullet"/>
+      <w:lvlText w:val=""/>
+      <w:lvlJc w:val="left"/>
+      <w:pPr>
+        <w:tabs>
+          <w:tab w:val="num" w:pos="6480"/>
+        </w:tabs>
+        <w:ind w:left="6480" w:hanging="360"/>
+      </w:pPr>
+      <w:rPr>
+        <w:rFonts w:ascii="Wingdings" w:hAnsi="Wingdings" w:hint="default"/>
+        <w:sz w:val="20"/>
+      </w:rPr>
+    </w:lvl>
+  </w:abstractNum>
+  <w:abstractNum w:abstractNumId="30" w15:restartNumberingAfterBreak="0">
     <w:nsid w:val="68A7230E"/>
     <w:multiLevelType w:val="multilevel"/>
     <w:tmpl w:val="2F7E81DC"/>
@@ -5609,7 +7398,7 @@
       </w:rPr>
     </w:lvl>
   </w:abstractNum>
-  <w:abstractNum w:abstractNumId="22" w15:restartNumberingAfterBreak="0">
+  <w:abstractNum w:abstractNumId="31" w15:restartNumberingAfterBreak="0">
     <w:nsid w:val="6A6B539C"/>
     <w:multiLevelType w:val="multilevel"/>
     <w:tmpl w:val="9BC20EDE"/>
@@ -5758,7 +7547,7 @@
       </w:rPr>
     </w:lvl>
   </w:abstractNum>
-  <w:abstractNum w:abstractNumId="23" w15:restartNumberingAfterBreak="0">
+  <w:abstractNum w:abstractNumId="32" w15:restartNumberingAfterBreak="0">
     <w:nsid w:val="6AF46C0A"/>
     <w:multiLevelType w:val="multilevel"/>
     <w:tmpl w:val="1A2EADB4"/>
@@ -5907,7 +7696,7 @@
       </w:rPr>
     </w:lvl>
   </w:abstractNum>
-  <w:abstractNum w:abstractNumId="24" w15:restartNumberingAfterBreak="0">
+  <w:abstractNum w:abstractNumId="33" w15:restartNumberingAfterBreak="0">
     <w:nsid w:val="70860D28"/>
     <w:multiLevelType w:val="multilevel"/>
     <w:tmpl w:val="E59C3622"/>
@@ -6056,7 +7845,7 @@
       </w:rPr>
     </w:lvl>
   </w:abstractNum>
-  <w:abstractNum w:abstractNumId="25" w15:restartNumberingAfterBreak="0">
+  <w:abstractNum w:abstractNumId="34" w15:restartNumberingAfterBreak="0">
     <w:nsid w:val="721E2AD0"/>
     <w:multiLevelType w:val="multilevel"/>
     <w:tmpl w:val="6F8E2BE8"/>
@@ -6205,7 +7994,7 @@
       </w:rPr>
     </w:lvl>
   </w:abstractNum>
-  <w:abstractNum w:abstractNumId="26" w15:restartNumberingAfterBreak="0">
+  <w:abstractNum w:abstractNumId="35" w15:restartNumberingAfterBreak="0">
     <w:nsid w:val="76DE057A"/>
     <w:multiLevelType w:val="multilevel"/>
     <w:tmpl w:val="9B348E70"/>
@@ -6354,7 +8143,7 @@
       </w:rPr>
     </w:lvl>
   </w:abstractNum>
-  <w:abstractNum w:abstractNumId="27" w15:restartNumberingAfterBreak="0">
+  <w:abstractNum w:abstractNumId="36" w15:restartNumberingAfterBreak="0">
     <w:nsid w:val="783E372A"/>
     <w:multiLevelType w:val="multilevel"/>
     <w:tmpl w:val="E66C467E"/>
@@ -6503,89 +8292,268 @@
       </w:rPr>
     </w:lvl>
   </w:abstractNum>
+  <w:abstractNum w:abstractNumId="37" w15:restartNumberingAfterBreak="0">
+    <w:nsid w:val="7F187EC3"/>
+    <w:multiLevelType w:val="multilevel"/>
+    <w:tmpl w:val="B17EC83A"/>
+    <w:lvl w:ilvl="0">
+      <w:start w:val="1"/>
+      <w:numFmt w:val="bullet"/>
+      <w:lvlText w:val=""/>
+      <w:lvlJc w:val="left"/>
+      <w:pPr>
+        <w:tabs>
+          <w:tab w:val="num" w:pos="720"/>
+        </w:tabs>
+        <w:ind w:left="720" w:hanging="360"/>
+      </w:pPr>
+      <w:rPr>
+        <w:rFonts w:ascii="Symbol" w:hAnsi="Symbol" w:hint="default"/>
+        <w:sz w:val="20"/>
+      </w:rPr>
+    </w:lvl>
+    <w:lvl w:ilvl="1" w:tentative="1">
+      <w:start w:val="1"/>
+      <w:numFmt w:val="bullet"/>
+      <w:lvlText w:val="o"/>
+      <w:lvlJc w:val="left"/>
+      <w:pPr>
+        <w:tabs>
+          <w:tab w:val="num" w:pos="1440"/>
+        </w:tabs>
+        <w:ind w:left="1440" w:hanging="360"/>
+      </w:pPr>
+      <w:rPr>
+        <w:rFonts w:ascii="Courier New" w:hAnsi="Courier New" w:hint="default"/>
+        <w:sz w:val="20"/>
+      </w:rPr>
+    </w:lvl>
+    <w:lvl w:ilvl="2" w:tentative="1">
+      <w:start w:val="1"/>
+      <w:numFmt w:val="bullet"/>
+      <w:lvlText w:val=""/>
+      <w:lvlJc w:val="left"/>
+      <w:pPr>
+        <w:tabs>
+          <w:tab w:val="num" w:pos="2160"/>
+        </w:tabs>
+        <w:ind w:left="2160" w:hanging="360"/>
+      </w:pPr>
+      <w:rPr>
+        <w:rFonts w:ascii="Wingdings" w:hAnsi="Wingdings" w:hint="default"/>
+        <w:sz w:val="20"/>
+      </w:rPr>
+    </w:lvl>
+    <w:lvl w:ilvl="3" w:tentative="1">
+      <w:start w:val="1"/>
+      <w:numFmt w:val="bullet"/>
+      <w:lvlText w:val=""/>
+      <w:lvlJc w:val="left"/>
+      <w:pPr>
+        <w:tabs>
+          <w:tab w:val="num" w:pos="2880"/>
+        </w:tabs>
+        <w:ind w:left="2880" w:hanging="360"/>
+      </w:pPr>
+      <w:rPr>
+        <w:rFonts w:ascii="Wingdings" w:hAnsi="Wingdings" w:hint="default"/>
+        <w:sz w:val="20"/>
+      </w:rPr>
+    </w:lvl>
+    <w:lvl w:ilvl="4" w:tentative="1">
+      <w:start w:val="1"/>
+      <w:numFmt w:val="bullet"/>
+      <w:lvlText w:val=""/>
+      <w:lvlJc w:val="left"/>
+      <w:pPr>
+        <w:tabs>
+          <w:tab w:val="num" w:pos="3600"/>
+        </w:tabs>
+        <w:ind w:left="3600" w:hanging="360"/>
+      </w:pPr>
+      <w:rPr>
+        <w:rFonts w:ascii="Wingdings" w:hAnsi="Wingdings" w:hint="default"/>
+        <w:sz w:val="20"/>
+      </w:rPr>
+    </w:lvl>
+    <w:lvl w:ilvl="5" w:tentative="1">
+      <w:start w:val="1"/>
+      <w:numFmt w:val="bullet"/>
+      <w:lvlText w:val=""/>
+      <w:lvlJc w:val="left"/>
+      <w:pPr>
+        <w:tabs>
+          <w:tab w:val="num" w:pos="4320"/>
+        </w:tabs>
+        <w:ind w:left="4320" w:hanging="360"/>
+      </w:pPr>
+      <w:rPr>
+        <w:rFonts w:ascii="Wingdings" w:hAnsi="Wingdings" w:hint="default"/>
+        <w:sz w:val="20"/>
+      </w:rPr>
+    </w:lvl>
+    <w:lvl w:ilvl="6" w:tentative="1">
+      <w:start w:val="1"/>
+      <w:numFmt w:val="bullet"/>
+      <w:lvlText w:val=""/>
+      <w:lvlJc w:val="left"/>
+      <w:pPr>
+        <w:tabs>
+          <w:tab w:val="num" w:pos="5040"/>
+        </w:tabs>
+        <w:ind w:left="5040" w:hanging="360"/>
+      </w:pPr>
+      <w:rPr>
+        <w:rFonts w:ascii="Wingdings" w:hAnsi="Wingdings" w:hint="default"/>
+        <w:sz w:val="20"/>
+      </w:rPr>
+    </w:lvl>
+    <w:lvl w:ilvl="7" w:tentative="1">
+      <w:start w:val="1"/>
+      <w:numFmt w:val="bullet"/>
+      <w:lvlText w:val=""/>
+      <w:lvlJc w:val="left"/>
+      <w:pPr>
+        <w:tabs>
+          <w:tab w:val="num" w:pos="5760"/>
+        </w:tabs>
+        <w:ind w:left="5760" w:hanging="360"/>
+      </w:pPr>
+      <w:rPr>
+        <w:rFonts w:ascii="Wingdings" w:hAnsi="Wingdings" w:hint="default"/>
+        <w:sz w:val="20"/>
+      </w:rPr>
+    </w:lvl>
+    <w:lvl w:ilvl="8" w:tentative="1">
+      <w:start w:val="1"/>
+      <w:numFmt w:val="bullet"/>
+      <w:lvlText w:val=""/>
+      <w:lvlJc w:val="left"/>
+      <w:pPr>
+        <w:tabs>
+          <w:tab w:val="num" w:pos="6480"/>
+        </w:tabs>
+        <w:ind w:left="6480" w:hanging="360"/>
+      </w:pPr>
+      <w:rPr>
+        <w:rFonts w:ascii="Wingdings" w:hAnsi="Wingdings" w:hint="default"/>
+        <w:sz w:val="20"/>
+      </w:rPr>
+    </w:lvl>
+  </w:abstractNum>
   <w:num w:numId="1" w16cid:durableId="19166857">
-    <w:abstractNumId w:val="20"/>
+    <w:abstractNumId w:val="28"/>
   </w:num>
   <w:num w:numId="2" w16cid:durableId="1746300844">
-    <w:abstractNumId w:val="13"/>
+    <w:abstractNumId w:val="17"/>
   </w:num>
   <w:num w:numId="3" w16cid:durableId="685717053">
-    <w:abstractNumId w:val="5"/>
+    <w:abstractNumId w:val="7"/>
   </w:num>
   <w:num w:numId="4" w16cid:durableId="1797213453">
     <w:abstractNumId w:val="0"/>
   </w:num>
   <w:num w:numId="5" w16cid:durableId="233008616">
+    <w:abstractNumId w:val="19"/>
+  </w:num>
+  <w:num w:numId="6" w16cid:durableId="1963731442">
+    <w:abstractNumId w:val="14"/>
+  </w:num>
+  <w:num w:numId="7" w16cid:durableId="1539780520">
+    <w:abstractNumId w:val="34"/>
+  </w:num>
+  <w:num w:numId="8" w16cid:durableId="1770157351">
+    <w:abstractNumId w:val="36"/>
+  </w:num>
+  <w:num w:numId="9" w16cid:durableId="842819680">
+    <w:abstractNumId w:val="12"/>
+  </w:num>
+  <w:num w:numId="10" w16cid:durableId="90199184">
+    <w:abstractNumId w:val="33"/>
+  </w:num>
+  <w:num w:numId="11" w16cid:durableId="850217032">
+    <w:abstractNumId w:val="32"/>
+  </w:num>
+  <w:num w:numId="12" w16cid:durableId="1455639824">
+    <w:abstractNumId w:val="21"/>
+  </w:num>
+  <w:num w:numId="13" w16cid:durableId="336999181">
+    <w:abstractNumId w:val="4"/>
+  </w:num>
+  <w:num w:numId="14" w16cid:durableId="46877427">
+    <w:abstractNumId w:val="18"/>
+  </w:num>
+  <w:num w:numId="15" w16cid:durableId="1898130929">
+    <w:abstractNumId w:val="10"/>
+  </w:num>
+  <w:num w:numId="16" w16cid:durableId="306520817">
+    <w:abstractNumId w:val="6"/>
+  </w:num>
+  <w:num w:numId="17" w16cid:durableId="1751926727">
+    <w:abstractNumId w:val="16"/>
+  </w:num>
+  <w:num w:numId="18" w16cid:durableId="1802307918">
+    <w:abstractNumId w:val="25"/>
+  </w:num>
+  <w:num w:numId="19" w16cid:durableId="1424184716">
+    <w:abstractNumId w:val="9"/>
+  </w:num>
+  <w:num w:numId="20" w16cid:durableId="77606623">
+    <w:abstractNumId w:val="13"/>
+  </w:num>
+  <w:num w:numId="21" w16cid:durableId="1922058880">
+    <w:abstractNumId w:val="24"/>
+  </w:num>
+  <w:num w:numId="22" w16cid:durableId="19860452">
+    <w:abstractNumId w:val="27"/>
+  </w:num>
+  <w:num w:numId="23" w16cid:durableId="681012297">
+    <w:abstractNumId w:val="30"/>
+  </w:num>
+  <w:num w:numId="24" w16cid:durableId="1894390364">
+    <w:abstractNumId w:val="35"/>
+  </w:num>
+  <w:num w:numId="25" w16cid:durableId="1460764611">
+    <w:abstractNumId w:val="31"/>
+  </w:num>
+  <w:num w:numId="26" w16cid:durableId="1497720685">
+    <w:abstractNumId w:val="11"/>
+  </w:num>
+  <w:num w:numId="27" w16cid:durableId="153574966">
+    <w:abstractNumId w:val="2"/>
+  </w:num>
+  <w:num w:numId="28" w16cid:durableId="335426859">
+    <w:abstractNumId w:val="3"/>
+  </w:num>
+  <w:num w:numId="29" w16cid:durableId="998928269">
     <w:abstractNumId w:val="15"/>
   </w:num>
-  <w:num w:numId="6" w16cid:durableId="1963731442">
-    <w:abstractNumId w:val="11"/>
-  </w:num>
-  <w:num w:numId="7" w16cid:durableId="1539780520">
-    <w:abstractNumId w:val="25"/>
-  </w:num>
-  <w:num w:numId="8" w16cid:durableId="1770157351">
-    <w:abstractNumId w:val="27"/>
-  </w:num>
-  <w:num w:numId="9" w16cid:durableId="842819680">
-    <w:abstractNumId w:val="9"/>
-  </w:num>
-  <w:num w:numId="10" w16cid:durableId="90199184">
-    <w:abstractNumId w:val="24"/>
-  </w:num>
-  <w:num w:numId="11" w16cid:durableId="850217032">
+  <w:num w:numId="30" w16cid:durableId="1498884135">
     <w:abstractNumId w:val="23"/>
   </w:num>
-  <w:num w:numId="12" w16cid:durableId="1455639824">
-    <w:abstractNumId w:val="16"/>
+  <w:num w:numId="31" w16cid:durableId="79719213">
+    <w:abstractNumId w:val="1"/>
   </w:num>
-  <w:num w:numId="13" w16cid:durableId="336999181">
-    <w:abstractNumId w:val="3"/>
+  <w:num w:numId="32" w16cid:durableId="422530840">
+    <w:abstractNumId w:val="29"/>
   </w:num>
-  <w:num w:numId="14" w16cid:durableId="46877427">
-    <w:abstractNumId w:val="14"/>
+  <w:num w:numId="33" w16cid:durableId="1174802931">
+    <w:abstractNumId w:val="5"/>
   </w:num>
-  <w:num w:numId="15" w16cid:durableId="1898130929">
-    <w:abstractNumId w:val="7"/>
-  </w:num>
-  <w:num w:numId="16" w16cid:durableId="306520817">
-    <w:abstractNumId w:val="4"/>
-  </w:num>
-  <w:num w:numId="17" w16cid:durableId="1751926727">
-    <w:abstractNumId w:val="12"/>
-  </w:num>
-  <w:num w:numId="18" w16cid:durableId="1802307918">
-    <w:abstractNumId w:val="18"/>
-  </w:num>
-  <w:num w:numId="19" w16cid:durableId="1424184716">
-    <w:abstractNumId w:val="6"/>
-  </w:num>
-  <w:num w:numId="20" w16cid:durableId="77606623">
-    <w:abstractNumId w:val="10"/>
-  </w:num>
-  <w:num w:numId="21" w16cid:durableId="1922058880">
-    <w:abstractNumId w:val="17"/>
-  </w:num>
-  <w:num w:numId="22" w16cid:durableId="19860452">
-    <w:abstractNumId w:val="19"/>
-  </w:num>
-  <w:num w:numId="23" w16cid:durableId="681012297">
-    <w:abstractNumId w:val="21"/>
-  </w:num>
-  <w:num w:numId="24" w16cid:durableId="1894390364">
-    <w:abstractNumId w:val="26"/>
-  </w:num>
-  <w:num w:numId="25" w16cid:durableId="1460764611">
+  <w:num w:numId="34" w16cid:durableId="480464414">
     <w:abstractNumId w:val="22"/>
   </w:num>
-  <w:num w:numId="26" w16cid:durableId="1497720685">
+  <w:num w:numId="35" w16cid:durableId="162822680">
     <w:abstractNumId w:val="8"/>
   </w:num>
-  <w:num w:numId="27" w16cid:durableId="153574966">
-    <w:abstractNumId w:val="1"/>
+  <w:num w:numId="36" w16cid:durableId="48847300">
+    <w:abstractNumId w:val="20"/>
   </w:num>
-  <w:num w:numId="28" w16cid:durableId="335426859">
-    <w:abstractNumId w:val="2"/>
+  <w:num w:numId="37" w16cid:durableId="1933006438">
+    <w:abstractNumId w:val="37"/>
+  </w:num>
+  <w:num w:numId="38" w16cid:durableId="2322428">
+    <w:abstractNumId w:val="26"/>
   </w:num>
 </w:numbering>
 </file>
